--- a/hackathon/Agent科研工具/1_项目介绍_Idea2Paper_Hackathon版.docx
+++ b/hackathon/Agent科研工具/1_项目介绍_Idea2Paper_Hackathon版.docx
@@ -18,6 +18,7 @@
         </w:rPr>
         <w:t xml:space="preserve">Idea2Paper </w:t>
       </w:r>
+      <w:proofErr w:type="spellStart"/>
       <w:r>
         <w:rPr>
           <w:rFonts w:asciiTheme="majorHAnsi" w:hAnsiTheme="majorHAnsi" w:cstheme="majorHAnsi"/>
@@ -26,6 +27,7 @@
         </w:rPr>
         <w:t>项目介绍</w:t>
       </w:r>
+      <w:proofErr w:type="spellEnd"/>
     </w:p>
     <w:p>
       <w:pPr>
@@ -59,16 +61,26 @@
         </w:rPr>
         <w:t>项目链接：</w:t>
       </w:r>
-      <w:hyperlink r:id="rId8" w:history="1">
-        <w:r>
-          <w:rPr>
-            <w:rStyle w:val="aff9"/>
-            <w:rFonts w:asciiTheme="majorHAnsi" w:hAnsiTheme="majorHAnsi" w:cstheme="majorHAnsi"/>
-            <w:lang w:eastAsia="zh-CN"/>
-          </w:rPr>
-          <w:t>https://github.com/AgentAlphaAGI/Idea2Paper?tab=readme-ov-file</w:t>
-        </w:r>
-      </w:hyperlink>
+      <w:r>
+        <w:fldChar w:fldCharType="begin"/>
+      </w:r>
+      <w:r>
+        <w:instrText>HYPERLINK "https://github.com/AgentAlphaAGI/Idea2Paper?tab=readme-ov-file"</w:instrText>
+      </w:r>
+      <w:r>
+        <w:fldChar w:fldCharType="separate"/>
+      </w:r>
+      <w:r>
+        <w:rPr>
+          <w:rStyle w:val="Hyperlink"/>
+          <w:rFonts w:asciiTheme="majorHAnsi" w:hAnsiTheme="majorHAnsi" w:cstheme="majorHAnsi"/>
+          <w:lang w:eastAsia="zh-CN"/>
+        </w:rPr>
+        <w:t>https://github.com/AgentAlphaAGI/Idea2Paper?tab=readme-ov-file</w:t>
+      </w:r>
+      <w:r>
+        <w:fldChar w:fldCharType="end"/>
+      </w:r>
     </w:p>
     <w:p>
       <w:pPr>
@@ -109,7 +121,7 @@
                     </pic:cNvPicPr>
                   </pic:nvPicPr>
                   <pic:blipFill>
-                    <a:blip r:embed="rId9">
+                    <a:blip r:embed="rId8">
                       <a:extLst>
                         <a:ext uri="{28A0092B-C50C-407E-A947-70E740481C1C}">
                           <a14:useLocalDpi xmlns:a14="http://schemas.microsoft.com/office/drawing/2010/main" val="0"/>
@@ -148,25 +160,28 @@
           <w:rFonts w:asciiTheme="majorHAnsi" w:hAnsiTheme="majorHAnsi" w:cstheme="majorHAnsi"/>
           <w:lang w:eastAsia="zh-CN"/>
         </w:rPr>
-        <w:t>项目网页在线内测版本</w:t>
-      </w:r>
-      <w:r>
-        <w:rPr>
+        <w:t>项目网页在线内测版本网址：</w:t>
+      </w:r>
+      <w:r>
+        <w:fldChar w:fldCharType="begin"/>
+      </w:r>
+      <w:r>
+        <w:instrText>HYPERLINK "https://paperbuild.cn/" \t "_blank" \o "https://paperbuild.cn/"</w:instrText>
+      </w:r>
+      <w:r>
+        <w:fldChar w:fldCharType="separate"/>
+      </w:r>
+      <w:r>
+        <w:rPr>
+          <w:rStyle w:val="Hyperlink"/>
           <w:rFonts w:asciiTheme="majorHAnsi" w:hAnsiTheme="majorHAnsi" w:cstheme="majorHAnsi"/>
           <w:lang w:eastAsia="zh-CN"/>
         </w:rPr>
-        <w:t>网址：</w:t>
-      </w:r>
-      <w:hyperlink r:id="rId10" w:tgtFrame="_blank" w:tooltip="https://paperbuild.cn/" w:history="1">
-        <w:r>
-          <w:rPr>
-            <w:rStyle w:val="aff9"/>
-            <w:rFonts w:asciiTheme="majorHAnsi" w:hAnsiTheme="majorHAnsi" w:cstheme="majorHAnsi"/>
-            <w:lang w:eastAsia="zh-CN"/>
-          </w:rPr>
-          <w:t>https://paperbuild.cn/</w:t>
-        </w:r>
-      </w:hyperlink>
+        <w:t>https://paperbuild.cn/</w:t>
+      </w:r>
+      <w:r>
+        <w:fldChar w:fldCharType="end"/>
+      </w:r>
     </w:p>
     <w:p>
       <w:pPr>
@@ -182,6 +197,7 @@
         </w:rPr>
         <w:t>账户名：</w:t>
       </w:r>
+      <w:proofErr w:type="spellStart"/>
       <w:r>
         <w:rPr>
           <w:rFonts w:asciiTheme="majorHAnsi" w:hAnsiTheme="majorHAnsi" w:cstheme="majorHAnsi"/>
@@ -189,6 +205,7 @@
         </w:rPr>
         <w:t>shiyoupang</w:t>
       </w:r>
+      <w:proofErr w:type="spellEnd"/>
     </w:p>
     <w:p>
       <w:pPr>
@@ -204,16 +221,26 @@
         </w:rPr>
         <w:t>邮箱：</w:t>
       </w:r>
-      <w:hyperlink r:id="rId11" w:history="1">
-        <w:r>
-          <w:rPr>
-            <w:rStyle w:val="aff9"/>
-            <w:rFonts w:asciiTheme="majorHAnsi" w:hAnsiTheme="majorHAnsi" w:cstheme="majorHAnsi"/>
-            <w:lang w:eastAsia="zh-CN"/>
-          </w:rPr>
-          <w:t>xfwx87@durham.ac.uk</w:t>
-        </w:r>
-      </w:hyperlink>
+      <w:r>
+        <w:fldChar w:fldCharType="begin"/>
+      </w:r>
+      <w:r>
+        <w:instrText>HYPERLINK "mailto:xfwx87@durham.ac.uk"</w:instrText>
+      </w:r>
+      <w:r>
+        <w:fldChar w:fldCharType="separate"/>
+      </w:r>
+      <w:r>
+        <w:rPr>
+          <w:rStyle w:val="Hyperlink"/>
+          <w:rFonts w:asciiTheme="majorHAnsi" w:hAnsiTheme="majorHAnsi" w:cstheme="majorHAnsi"/>
+          <w:lang w:eastAsia="zh-CN"/>
+        </w:rPr>
+        <w:t>xfwx87@durham.ac.uk</w:t>
+      </w:r>
+      <w:r>
+        <w:fldChar w:fldCharType="end"/>
+      </w:r>
     </w:p>
     <w:p>
       <w:pPr>
@@ -255,7 +282,7 @@
     </w:p>
     <w:p>
       <w:pPr>
-        <w:pStyle w:val="1"/>
+        <w:pStyle w:val="Heading1"/>
         <w:rPr>
           <w:rFonts w:cstheme="majorHAnsi"/>
           <w:lang w:eastAsia="zh-CN"/>
@@ -289,23 +316,33 @@
         </w:rPr>
         <w:t xml:space="preserve">Idea2Paper </w:t>
       </w:r>
+      <w:proofErr w:type="spellStart"/>
       <w:r>
         <w:rPr>
           <w:rFonts w:asciiTheme="majorHAnsi" w:hAnsiTheme="majorHAnsi" w:cstheme="majorHAnsi"/>
         </w:rPr>
         <w:t>是一个面向科研流程的</w:t>
       </w:r>
+      <w:proofErr w:type="spellEnd"/>
       <w:r>
         <w:rPr>
           <w:rFonts w:asciiTheme="majorHAnsi" w:hAnsiTheme="majorHAnsi" w:cstheme="majorHAnsi"/>
         </w:rPr>
         <w:t xml:space="preserve"> AI Agent </w:t>
       </w:r>
-      <w:r>
-        <w:rPr>
-          <w:rFonts w:asciiTheme="majorHAnsi" w:hAnsiTheme="majorHAnsi" w:cstheme="majorHAnsi"/>
-        </w:rPr>
-        <w:t>框架。</w:t>
+      <w:proofErr w:type="spellStart"/>
+      <w:r>
+        <w:rPr>
+          <w:rFonts w:asciiTheme="majorHAnsi" w:hAnsiTheme="majorHAnsi" w:cstheme="majorHAnsi"/>
+        </w:rPr>
+        <w:t>框架</w:t>
+      </w:r>
+      <w:proofErr w:type="spellEnd"/>
+      <w:r>
+        <w:rPr>
+          <w:rFonts w:asciiTheme="majorHAnsi" w:hAnsiTheme="majorHAnsi" w:cstheme="majorHAnsi"/>
+        </w:rPr>
+        <w:t>。</w:t>
       </w:r>
       <w:r>
         <w:rPr>
@@ -314,11 +351,19 @@
         </w:rPr>
         <w:t>能做到</w:t>
       </w:r>
-      <w:r>
-        <w:rPr>
-          <w:rFonts w:asciiTheme="majorHAnsi" w:hAnsiTheme="majorHAnsi" w:cstheme="majorHAnsi"/>
-        </w:rPr>
-        <w:t>把科研过程拆解为多个阶段，当前重点落地了</w:t>
+      <w:proofErr w:type="spellStart"/>
+      <w:r>
+        <w:rPr>
+          <w:rFonts w:asciiTheme="majorHAnsi" w:hAnsiTheme="majorHAnsi" w:cstheme="majorHAnsi"/>
+        </w:rPr>
+        <w:t>把科研过程拆解为多个阶段，</w:t>
+      </w:r>
+      <w:proofErr w:type="gramStart"/>
+      <w:r>
+        <w:rPr>
+          <w:rFonts w:asciiTheme="majorHAnsi" w:hAnsiTheme="majorHAnsi" w:cstheme="majorHAnsi"/>
+        </w:rPr>
+        <w:t>当前重点落地了</w:t>
       </w:r>
       <w:r>
         <w:rPr>
@@ -327,17 +372,26 @@
         </w:rPr>
         <w:t>“</w:t>
       </w:r>
+      <w:proofErr w:type="gramEnd"/>
       <w:r>
         <w:rPr>
           <w:rFonts w:asciiTheme="majorHAnsi" w:hAnsiTheme="majorHAnsi" w:cstheme="majorHAnsi"/>
         </w:rPr>
         <w:t>将一个模糊研究想法转化为结构化</w:t>
       </w:r>
-      <w:r>
-        <w:rPr>
-          <w:rFonts w:asciiTheme="majorHAnsi" w:hAnsiTheme="majorHAnsi" w:cstheme="majorHAnsi"/>
-        </w:rPr>
-        <w:t xml:space="preserve"> research story / paper skeleton</w:t>
+      <w:proofErr w:type="spellEnd"/>
+      <w:r>
+        <w:rPr>
+          <w:rFonts w:asciiTheme="majorHAnsi" w:hAnsiTheme="majorHAnsi" w:cstheme="majorHAnsi"/>
+        </w:rPr>
+        <w:t xml:space="preserve"> research story / paper </w:t>
+      </w:r>
+      <w:proofErr w:type="gramStart"/>
+      <w:r>
+        <w:rPr>
+          <w:rFonts w:asciiTheme="majorHAnsi" w:hAnsiTheme="majorHAnsi" w:cstheme="majorHAnsi"/>
+        </w:rPr>
+        <w:t>skeleton</w:t>
       </w:r>
       <w:r>
         <w:rPr>
@@ -346,6 +400,7 @@
         </w:rPr>
         <w:t>“</w:t>
       </w:r>
+      <w:proofErr w:type="gramEnd"/>
       <w:r>
         <w:rPr>
           <w:rFonts w:asciiTheme="majorHAnsi" w:hAnsiTheme="majorHAnsi" w:cstheme="majorHAnsi"/>
@@ -374,6 +429,7 @@
         </w:rPr>
         <w:t>本次</w:t>
       </w:r>
+      <w:proofErr w:type="spellStart"/>
       <w:r>
         <w:rPr>
           <w:rFonts w:asciiTheme="majorHAnsi" w:hAnsiTheme="majorHAnsi" w:cstheme="majorHAnsi"/>
@@ -381,6 +437,7 @@
         </w:rPr>
         <w:t>hackthon</w:t>
       </w:r>
+      <w:proofErr w:type="spellEnd"/>
       <w:r>
         <w:rPr>
           <w:rFonts w:asciiTheme="majorHAnsi" w:hAnsiTheme="majorHAnsi" w:cstheme="majorHAnsi"/>
@@ -400,42 +457,94 @@
           <w:rFonts w:asciiTheme="majorHAnsi" w:hAnsiTheme="majorHAnsi" w:cstheme="majorHAnsi"/>
           <w:lang w:eastAsia="zh-CN"/>
         </w:rPr>
-        <w:t>，使用内测版本，刨析</w:t>
-      </w:r>
+        <w:t>，使用内测版本，</w:t>
+      </w:r>
+      <w:proofErr w:type="gramStart"/>
       <w:r>
         <w:rPr>
           <w:rFonts w:asciiTheme="majorHAnsi" w:hAnsiTheme="majorHAnsi" w:cstheme="majorHAnsi"/>
           <w:lang w:eastAsia="zh-CN"/>
         </w:rPr>
-        <w:t>github repo</w:t>
-      </w:r>
+        <w:t>刨析</w:t>
+      </w:r>
+      <w:proofErr w:type="spellStart"/>
+      <w:proofErr w:type="gramEnd"/>
       <w:r>
         <w:rPr>
           <w:rFonts w:asciiTheme="majorHAnsi" w:hAnsiTheme="majorHAnsi" w:cstheme="majorHAnsi"/>
           <w:lang w:eastAsia="zh-CN"/>
         </w:rPr>
-        <w:t>来对该框架进行学习和诊断。核心目标是分析此框架是否足够靠谱，能否用作组内的</w:t>
-      </w:r>
+        <w:t>github</w:t>
+      </w:r>
+      <w:proofErr w:type="spellEnd"/>
       <w:r>
         <w:rPr>
           <w:rFonts w:asciiTheme="majorHAnsi" w:hAnsiTheme="majorHAnsi" w:cstheme="majorHAnsi"/>
           <w:lang w:eastAsia="zh-CN"/>
         </w:rPr>
-        <w:t xml:space="preserve"> ”</w:t>
+        <w:t xml:space="preserve"> repo</w:t>
       </w:r>
       <w:r>
         <w:rPr>
           <w:rFonts w:asciiTheme="majorHAnsi" w:hAnsiTheme="majorHAnsi" w:cstheme="majorHAnsi"/>
           <w:lang w:eastAsia="zh-CN"/>
         </w:rPr>
+        <w:t>来对该框架进行学习和诊断。核心目标是分析此框架是否</w:t>
+      </w:r>
+      <w:proofErr w:type="gramStart"/>
+      <w:r>
+        <w:rPr>
+          <w:rFonts w:asciiTheme="majorHAnsi" w:hAnsiTheme="majorHAnsi" w:cstheme="majorHAnsi"/>
+          <w:lang w:eastAsia="zh-CN"/>
+        </w:rPr>
+        <w:t>足够靠谱</w:t>
+      </w:r>
+      <w:proofErr w:type="gramEnd"/>
+      <w:r>
+        <w:rPr>
+          <w:rFonts w:asciiTheme="majorHAnsi" w:hAnsiTheme="majorHAnsi" w:cstheme="majorHAnsi"/>
+          <w:lang w:eastAsia="zh-CN"/>
+        </w:rPr>
+        <w:t>，能否用作组内的</w:t>
+      </w:r>
+      <w:r>
+        <w:rPr>
+          <w:rFonts w:asciiTheme="majorHAnsi" w:hAnsiTheme="majorHAnsi" w:cstheme="majorHAnsi"/>
+          <w:lang w:eastAsia="zh-CN"/>
+        </w:rPr>
+        <w:t xml:space="preserve"> </w:t>
+      </w:r>
+      <w:proofErr w:type="gramStart"/>
+      <w:r>
+        <w:rPr>
+          <w:rFonts w:asciiTheme="majorHAnsi" w:hAnsiTheme="majorHAnsi" w:cstheme="majorHAnsi"/>
+          <w:lang w:eastAsia="zh-CN"/>
+        </w:rPr>
+        <w:t>”</w:t>
+      </w:r>
+      <w:proofErr w:type="gramEnd"/>
+      <w:r>
+        <w:rPr>
+          <w:rFonts w:asciiTheme="majorHAnsi" w:hAnsiTheme="majorHAnsi" w:cstheme="majorHAnsi"/>
+          <w:lang w:eastAsia="zh-CN"/>
+        </w:rPr>
         <w:t>产出加速器</w:t>
       </w:r>
+      <w:proofErr w:type="gramStart"/>
       <w:r>
         <w:rPr>
           <w:rFonts w:asciiTheme="majorHAnsi" w:hAnsiTheme="majorHAnsi" w:cstheme="majorHAnsi"/>
           <w:lang w:eastAsia="zh-CN"/>
         </w:rPr>
-        <w:t xml:space="preserve">” </w:t>
+        <w:t>”</w:t>
+      </w:r>
+      <w:proofErr w:type="gramEnd"/>
+      <w:r>
+        <w:rPr>
+          <w:rFonts w:asciiTheme="majorHAnsi" w:hAnsiTheme="majorHAnsi" w:cstheme="majorHAnsi"/>
+          <w:lang w:eastAsia="zh-CN"/>
+        </w:rPr>
+        <w:t xml:space="preserve"> </w:t>
       </w:r>
       <w:r>
         <w:rPr>
@@ -493,7 +602,7 @@
     </w:p>
     <w:p>
       <w:pPr>
-        <w:pStyle w:val="1"/>
+        <w:pStyle w:val="Heading1"/>
         <w:rPr>
           <w:rFonts w:cstheme="majorHAnsi"/>
           <w:lang w:eastAsia="zh-CN"/>
@@ -559,7 +668,7 @@
     </w:p>
     <w:p>
       <w:pPr>
-        <w:pStyle w:val="21"/>
+        <w:pStyle w:val="Heading2"/>
         <w:rPr>
           <w:rFonts w:cstheme="majorHAnsi"/>
         </w:rPr>
@@ -578,64 +687,86 @@
           <w:lang w:eastAsia="zh-CN"/>
         </w:rPr>
       </w:pPr>
+      <w:proofErr w:type="spellStart"/>
       <w:r>
         <w:rPr>
           <w:rFonts w:asciiTheme="majorHAnsi" w:hAnsiTheme="majorHAnsi" w:cstheme="majorHAnsi"/>
         </w:rPr>
         <w:t>这篇论文更像总纲与综述：它把端到端科研</w:t>
       </w:r>
+      <w:proofErr w:type="spellEnd"/>
       <w:r>
         <w:rPr>
           <w:rFonts w:asciiTheme="majorHAnsi" w:hAnsiTheme="majorHAnsi" w:cstheme="majorHAnsi"/>
         </w:rPr>
         <w:t xml:space="preserve"> Agent </w:t>
       </w:r>
+      <w:proofErr w:type="spellStart"/>
       <w:r>
         <w:rPr>
           <w:rFonts w:asciiTheme="majorHAnsi" w:hAnsiTheme="majorHAnsi" w:cstheme="majorHAnsi"/>
         </w:rPr>
         <w:t>拆成</w:t>
       </w:r>
+      <w:proofErr w:type="spellEnd"/>
       <w:r>
         <w:rPr>
           <w:rFonts w:asciiTheme="majorHAnsi" w:hAnsiTheme="majorHAnsi" w:cstheme="majorHAnsi"/>
         </w:rPr>
         <w:t xml:space="preserve"> 7 </w:t>
       </w:r>
+      <w:proofErr w:type="spellStart"/>
       <w:r>
         <w:rPr>
           <w:rFonts w:asciiTheme="majorHAnsi" w:hAnsiTheme="majorHAnsi" w:cstheme="majorHAnsi"/>
         </w:rPr>
         <w:t>个阶段</w:t>
       </w:r>
+      <w:proofErr w:type="spellEnd"/>
       <w:r>
         <w:rPr>
           <w:rFonts w:asciiTheme="majorHAnsi" w:hAnsiTheme="majorHAnsi" w:cstheme="majorHAnsi"/>
         </w:rPr>
         <w:t>——</w:t>
       </w:r>
+      <w:proofErr w:type="spellStart"/>
       <w:r>
         <w:rPr>
           <w:rFonts w:asciiTheme="majorHAnsi" w:hAnsiTheme="majorHAnsi" w:cstheme="majorHAnsi"/>
         </w:rPr>
         <w:t>想法生成、文献</w:t>
       </w:r>
-      <w:r>
-        <w:rPr>
-          <w:rFonts w:asciiTheme="majorHAnsi" w:hAnsiTheme="majorHAnsi" w:cstheme="majorHAnsi"/>
-        </w:rPr>
-        <w:t xml:space="preserve"> grounding</w:t>
-      </w:r>
-      <w:r>
-        <w:rPr>
-          <w:rFonts w:asciiTheme="majorHAnsi" w:hAnsiTheme="majorHAnsi" w:cstheme="majorHAnsi"/>
-        </w:rPr>
-        <w:t>、研究规划、实验执行、结果解释、论文生成、模拟审稿与迭代。</w:t>
+      <w:proofErr w:type="spellEnd"/>
+      <w:r>
+        <w:rPr>
+          <w:rFonts w:asciiTheme="majorHAnsi" w:hAnsiTheme="majorHAnsi" w:cstheme="majorHAnsi"/>
+        </w:rPr>
+        <w:t xml:space="preserve"> </w:t>
+      </w:r>
+      <w:proofErr w:type="spellStart"/>
+      <w:r>
+        <w:rPr>
+          <w:rFonts w:asciiTheme="majorHAnsi" w:hAnsiTheme="majorHAnsi" w:cstheme="majorHAnsi"/>
+        </w:rPr>
+        <w:t>grounding</w:t>
+      </w:r>
+      <w:r>
+        <w:rPr>
+          <w:rFonts w:asciiTheme="majorHAnsi" w:hAnsiTheme="majorHAnsi" w:cstheme="majorHAnsi"/>
+        </w:rPr>
+        <w:t>、研究规划、实验执行、结果解释、论文生成、模拟审稿与迭代</w:t>
+      </w:r>
+      <w:proofErr w:type="spellEnd"/>
+      <w:r>
+        <w:rPr>
+          <w:rFonts w:asciiTheme="majorHAnsi" w:hAnsiTheme="majorHAnsi" w:cstheme="majorHAnsi"/>
+        </w:rPr>
+        <w:t>。</w:t>
       </w:r>
     </w:p>
     <w:p>
       <w:pPr>
-        <w:pStyle w:val="21"/>
+        <w:pStyle w:val="Heading2"/>
         <w:rPr>
           <w:rFonts w:cstheme="majorHAnsi"/>
           <w:lang w:eastAsia="zh-CN"/>
@@ -661,7 +792,23 @@
           <w:rFonts w:asciiTheme="majorHAnsi" w:hAnsiTheme="majorHAnsi" w:cstheme="majorHAnsi"/>
           <w:lang w:eastAsia="zh-CN"/>
         </w:rPr>
-        <w:t>这是当前项目里最核心、最工程化的子系统。它提出：不要让</w:t>
+        <w:t>这是当前项目里</w:t>
+      </w:r>
+      <w:proofErr w:type="gramStart"/>
+      <w:r>
+        <w:rPr>
+          <w:rFonts w:asciiTheme="majorHAnsi" w:hAnsiTheme="majorHAnsi" w:cstheme="majorHAnsi"/>
+          <w:lang w:eastAsia="zh-CN"/>
+        </w:rPr>
+        <w:t>最</w:t>
+      </w:r>
+      <w:proofErr w:type="gramEnd"/>
+      <w:r>
+        <w:rPr>
+          <w:rFonts w:asciiTheme="majorHAnsi" w:hAnsiTheme="majorHAnsi" w:cstheme="majorHAnsi"/>
+          <w:lang w:eastAsia="zh-CN"/>
+        </w:rPr>
+        <w:t>核心、最工程化的子系统。它提出：不要让</w:t>
       </w:r>
       <w:r>
         <w:rPr>
@@ -708,7 +855,7 @@
     </w:p>
     <w:p>
       <w:pPr>
-        <w:pStyle w:val="21"/>
+        <w:pStyle w:val="Heading2"/>
         <w:rPr>
           <w:rFonts w:cstheme="majorHAnsi"/>
         </w:rPr>
@@ -726,41 +873,54 @@
           <w:rFonts w:asciiTheme="majorHAnsi" w:hAnsiTheme="majorHAnsi" w:cstheme="majorHAnsi"/>
         </w:rPr>
       </w:pPr>
+      <w:proofErr w:type="spellStart"/>
       <w:r>
         <w:rPr>
           <w:rFonts w:asciiTheme="majorHAnsi" w:hAnsiTheme="majorHAnsi" w:cstheme="majorHAnsi"/>
         </w:rPr>
         <w:t>这篇更偏向结构化论文写作。它引入</w:t>
       </w:r>
+      <w:proofErr w:type="spellEnd"/>
       <w:r>
         <w:rPr>
           <w:rFonts w:asciiTheme="majorHAnsi" w:hAnsiTheme="majorHAnsi" w:cstheme="majorHAnsi"/>
         </w:rPr>
         <w:t xml:space="preserve"> contract-governed multi-agent </w:t>
       </w:r>
+      <w:proofErr w:type="spellStart"/>
       <w:r>
         <w:rPr>
           <w:rFonts w:asciiTheme="majorHAnsi" w:hAnsiTheme="majorHAnsi" w:cstheme="majorHAnsi"/>
         </w:rPr>
         <w:t>框架，用</w:t>
       </w:r>
+      <w:proofErr w:type="spellEnd"/>
       <w:r>
         <w:rPr>
           <w:rFonts w:asciiTheme="majorHAnsi" w:hAnsiTheme="majorHAnsi" w:cstheme="majorHAnsi"/>
         </w:rPr>
         <w:t xml:space="preserve"> architect / writer / refiner / renderer / evaluator </w:t>
       </w:r>
+      <w:proofErr w:type="spellStart"/>
       <w:r>
         <w:rPr>
           <w:rFonts w:asciiTheme="majorHAnsi" w:hAnsiTheme="majorHAnsi" w:cstheme="majorHAnsi"/>
         </w:rPr>
         <w:t>等角色在共享约束下生成完整</w:t>
       </w:r>
-      <w:r>
-        <w:rPr>
-          <w:rFonts w:asciiTheme="majorHAnsi" w:hAnsiTheme="majorHAnsi" w:cstheme="majorHAnsi"/>
-        </w:rPr>
-        <w:t xml:space="preserve"> manuscript</w:t>
+      <w:proofErr w:type="spellEnd"/>
+      <w:r>
+        <w:rPr>
+          <w:rFonts w:asciiTheme="majorHAnsi" w:hAnsiTheme="majorHAnsi" w:cstheme="majorHAnsi"/>
+        </w:rPr>
+        <w:t xml:space="preserve"> </w:t>
+      </w:r>
+      <w:proofErr w:type="spellStart"/>
+      <w:r>
+        <w:rPr>
+          <w:rFonts w:asciiTheme="majorHAnsi" w:hAnsiTheme="majorHAnsi" w:cstheme="majorHAnsi"/>
+        </w:rPr>
+        <w:t>manuscript</w:t>
       </w:r>
       <w:r>
         <w:rPr>
@@ -768,6 +928,7 @@
         </w:rPr>
         <w:t>。从理念上非常重要，但从当前</w:t>
       </w:r>
+      <w:proofErr w:type="spellEnd"/>
       <w:r>
         <w:rPr>
           <w:rFonts w:asciiTheme="majorHAnsi" w:hAnsiTheme="majorHAnsi" w:cstheme="majorHAnsi"/>
@@ -786,16 +947,24 @@
         </w:rPr>
         <w:t xml:space="preserve">Idea2Story </w:t>
       </w:r>
-      <w:r>
-        <w:rPr>
-          <w:rFonts w:asciiTheme="majorHAnsi" w:hAnsiTheme="majorHAnsi" w:cstheme="majorHAnsi"/>
-        </w:rPr>
-        <w:t>的成熟度更高。</w:t>
+      <w:proofErr w:type="spellStart"/>
+      <w:r>
+        <w:rPr>
+          <w:rFonts w:asciiTheme="majorHAnsi" w:hAnsiTheme="majorHAnsi" w:cstheme="majorHAnsi"/>
+        </w:rPr>
+        <w:t>的成熟度更高</w:t>
+      </w:r>
+      <w:proofErr w:type="spellEnd"/>
+      <w:r>
+        <w:rPr>
+          <w:rFonts w:asciiTheme="majorHAnsi" w:hAnsiTheme="majorHAnsi" w:cstheme="majorHAnsi"/>
+        </w:rPr>
+        <w:t>。</w:t>
       </w:r>
     </w:p>
     <w:p>
       <w:pPr>
-        <w:pStyle w:val="1"/>
+        <w:pStyle w:val="Heading1"/>
         <w:rPr>
           <w:rFonts w:eastAsia="宋体" w:cstheme="majorHAnsi"/>
           <w:lang w:eastAsia="zh-CN"/>
@@ -807,12 +976,14 @@
         </w:rPr>
         <w:t xml:space="preserve">3. </w:t>
       </w:r>
+      <w:proofErr w:type="spellStart"/>
       <w:r>
         <w:rPr>
           <w:rFonts w:cstheme="majorHAnsi"/>
         </w:rPr>
         <w:t>当前</w:t>
       </w:r>
+      <w:proofErr w:type="spellEnd"/>
       <w:r>
         <w:rPr>
           <w:rFonts w:cstheme="majorHAnsi"/>
@@ -829,11 +1000,12 @@
     </w:p>
     <w:p>
       <w:pPr>
-        <w:pStyle w:val="a0"/>
+        <w:pStyle w:val="ListBullet"/>
         <w:rPr>
           <w:rFonts w:asciiTheme="majorHAnsi" w:hAnsiTheme="majorHAnsi" w:cstheme="majorHAnsi"/>
         </w:rPr>
       </w:pPr>
+      <w:proofErr w:type="spellStart"/>
       <w:r>
         <w:rPr>
           <w:rFonts w:asciiTheme="majorHAnsi" w:hAnsiTheme="majorHAnsi" w:cstheme="majorHAnsi"/>
@@ -844,12 +1016,19 @@
         <w:rPr>
           <w:rFonts w:asciiTheme="majorHAnsi" w:hAnsiTheme="majorHAnsi" w:cstheme="majorHAnsi"/>
         </w:rPr>
-        <w:t>：主系统目录，核心逻辑都在这里。</w:t>
+        <w:t>：主系统目录，核心逻辑都在这里</w:t>
+      </w:r>
+      <w:proofErr w:type="spellEnd"/>
+      <w:r>
+        <w:rPr>
+          <w:rFonts w:asciiTheme="majorHAnsi" w:hAnsiTheme="majorHAnsi" w:cstheme="majorHAnsi"/>
+        </w:rPr>
+        <w:t>。</w:t>
       </w:r>
     </w:p>
     <w:p>
       <w:pPr>
-        <w:pStyle w:val="a0"/>
+        <w:pStyle w:val="ListBullet"/>
         <w:rPr>
           <w:rFonts w:asciiTheme="majorHAnsi" w:hAnsiTheme="majorHAnsi" w:cstheme="majorHAnsi"/>
         </w:rPr>
@@ -872,25 +1051,48 @@
         </w:rPr>
         <w:t xml:space="preserve"> orchestrate </w:t>
       </w:r>
-      <w:r>
-        <w:rPr>
-          <w:rFonts w:asciiTheme="majorHAnsi" w:hAnsiTheme="majorHAnsi" w:cstheme="majorHAnsi"/>
-        </w:rPr>
-        <w:t>整个在线流程。</w:t>
+      <w:proofErr w:type="spellStart"/>
+      <w:r>
+        <w:rPr>
+          <w:rFonts w:asciiTheme="majorHAnsi" w:hAnsiTheme="majorHAnsi" w:cstheme="majorHAnsi"/>
+        </w:rPr>
+        <w:t>整个在线流程</w:t>
+      </w:r>
+      <w:proofErr w:type="spellEnd"/>
+      <w:r>
+        <w:rPr>
+          <w:rFonts w:asciiTheme="majorHAnsi" w:hAnsiTheme="majorHAnsi" w:cstheme="majorHAnsi"/>
+        </w:rPr>
+        <w:t>。</w:t>
       </w:r>
     </w:p>
     <w:p>
       <w:pPr>
-        <w:pStyle w:val="a0"/>
+        <w:pStyle w:val="ListBullet"/>
         <w:rPr>
           <w:rFonts w:asciiTheme="majorHAnsi" w:hAnsiTheme="majorHAnsi" w:cstheme="majorHAnsi"/>
         </w:rPr>
       </w:pPr>
-      <w:r>
-        <w:rPr>
-          <w:rFonts w:asciiTheme="majorHAnsi" w:hAnsiTheme="majorHAnsi" w:cstheme="majorHAnsi"/>
-        </w:rPr>
-        <w:t>src/idea2paper/config.py</w:t>
+      <w:proofErr w:type="spellStart"/>
+      <w:r>
+        <w:rPr>
+          <w:rFonts w:asciiTheme="majorHAnsi" w:hAnsiTheme="majorHAnsi" w:cstheme="majorHAnsi"/>
+        </w:rPr>
+        <w:t>src</w:t>
+      </w:r>
+      <w:proofErr w:type="spellEnd"/>
+      <w:r>
+        <w:rPr>
+          <w:rFonts w:asciiTheme="majorHAnsi" w:hAnsiTheme="majorHAnsi" w:cstheme="majorHAnsi"/>
+        </w:rPr>
+        <w:t>/idea2paper/</w:t>
+      </w:r>
+      <w:proofErr w:type="spellStart"/>
+      <w:r>
+        <w:rPr>
+          <w:rFonts w:asciiTheme="majorHAnsi" w:hAnsiTheme="majorHAnsi" w:cstheme="majorHAnsi"/>
+        </w:rPr>
+        <w:t>config.py</w:t>
       </w:r>
       <w:r>
         <w:rPr>
@@ -898,11 +1100,19 @@
         </w:rPr>
         <w:t>：配置中心，管理</w:t>
       </w:r>
-      <w:r>
-        <w:rPr>
-          <w:rFonts w:asciiTheme="majorHAnsi" w:hAnsiTheme="majorHAnsi" w:cstheme="majorHAnsi"/>
-        </w:rPr>
-        <w:t xml:space="preserve"> LLM</w:t>
+      <w:proofErr w:type="spellEnd"/>
+      <w:r>
+        <w:rPr>
+          <w:rFonts w:asciiTheme="majorHAnsi" w:hAnsiTheme="majorHAnsi" w:cstheme="majorHAnsi"/>
+        </w:rPr>
+        <w:t xml:space="preserve"> </w:t>
+      </w:r>
+      <w:proofErr w:type="spellStart"/>
+      <w:r>
+        <w:rPr>
+          <w:rFonts w:asciiTheme="majorHAnsi" w:hAnsiTheme="majorHAnsi" w:cstheme="majorHAnsi"/>
+        </w:rPr>
+        <w:t>LLM</w:t>
       </w:r>
       <w:r>
         <w:rPr>
@@ -950,18 +1160,33 @@
         <w:rPr>
           <w:rFonts w:asciiTheme="majorHAnsi" w:hAnsiTheme="majorHAnsi" w:cstheme="majorHAnsi"/>
         </w:rPr>
-        <w:t xml:space="preserve">pipeline </w:t>
-      </w:r>
-      <w:r>
-        <w:rPr>
-          <w:rFonts w:asciiTheme="majorHAnsi" w:hAnsiTheme="majorHAnsi" w:cstheme="majorHAnsi"/>
-        </w:rPr>
-        <w:t>参数。</w:t>
+        <w:t>pipeline</w:t>
+      </w:r>
+      <w:proofErr w:type="spellEnd"/>
+      <w:r>
+        <w:rPr>
+          <w:rFonts w:asciiTheme="majorHAnsi" w:hAnsiTheme="majorHAnsi" w:cstheme="majorHAnsi"/>
+        </w:rPr>
+        <w:t xml:space="preserve"> </w:t>
+      </w:r>
+      <w:proofErr w:type="spellStart"/>
+      <w:r>
+        <w:rPr>
+          <w:rFonts w:asciiTheme="majorHAnsi" w:hAnsiTheme="majorHAnsi" w:cstheme="majorHAnsi"/>
+        </w:rPr>
+        <w:t>参数</w:t>
+      </w:r>
+      <w:proofErr w:type="spellEnd"/>
+      <w:r>
+        <w:rPr>
+          <w:rFonts w:asciiTheme="majorHAnsi" w:hAnsiTheme="majorHAnsi" w:cstheme="majorHAnsi"/>
+        </w:rPr>
+        <w:t>。</w:t>
       </w:r>
     </w:p>
     <w:p>
       <w:pPr>
-        <w:pStyle w:val="a0"/>
+        <w:pStyle w:val="ListBullet"/>
         <w:rPr>
           <w:rFonts w:asciiTheme="majorHAnsi" w:hAnsiTheme="majorHAnsi" w:cstheme="majorHAnsi"/>
         </w:rPr>
@@ -976,24 +1201,40 @@
         <w:rPr>
           <w:rFonts w:asciiTheme="majorHAnsi" w:hAnsiTheme="majorHAnsi" w:cstheme="majorHAnsi"/>
         </w:rPr>
-        <w:t>：故事生成与</w:t>
-      </w:r>
+        <w:t>：</w:t>
+      </w:r>
+      <w:proofErr w:type="spellStart"/>
+      <w:r>
+        <w:rPr>
+          <w:rFonts w:asciiTheme="majorHAnsi" w:hAnsiTheme="majorHAnsi" w:cstheme="majorHAnsi"/>
+        </w:rPr>
+        <w:t>故事生成与</w:t>
+      </w:r>
+      <w:proofErr w:type="spellEnd"/>
       <w:r>
         <w:rPr>
           <w:rFonts w:asciiTheme="majorHAnsi" w:hAnsiTheme="majorHAnsi" w:cstheme="majorHAnsi"/>
         </w:rPr>
         <w:t xml:space="preserve"> refinement </w:t>
       </w:r>
-      <w:r>
-        <w:rPr>
-          <w:rFonts w:asciiTheme="majorHAnsi" w:hAnsiTheme="majorHAnsi" w:cstheme="majorHAnsi"/>
-        </w:rPr>
-        <w:t>主逻辑。</w:t>
+      <w:proofErr w:type="spellStart"/>
+      <w:r>
+        <w:rPr>
+          <w:rFonts w:asciiTheme="majorHAnsi" w:hAnsiTheme="majorHAnsi" w:cstheme="majorHAnsi"/>
+        </w:rPr>
+        <w:t>主逻辑</w:t>
+      </w:r>
+      <w:proofErr w:type="spellEnd"/>
+      <w:r>
+        <w:rPr>
+          <w:rFonts w:asciiTheme="majorHAnsi" w:hAnsiTheme="majorHAnsi" w:cstheme="majorHAnsi"/>
+        </w:rPr>
+        <w:t>。</w:t>
       </w:r>
     </w:p>
     <w:p>
       <w:pPr>
-        <w:pStyle w:val="a0"/>
+        <w:pStyle w:val="ListBullet"/>
         <w:rPr>
           <w:rFonts w:asciiTheme="majorHAnsi" w:hAnsiTheme="majorHAnsi" w:cstheme="majorHAnsi"/>
         </w:rPr>
@@ -1008,8 +1249,16 @@
         <w:rPr>
           <w:rFonts w:asciiTheme="majorHAnsi" w:hAnsiTheme="majorHAnsi" w:cstheme="majorHAnsi"/>
         </w:rPr>
-        <w:t>：三路召回系统，负责从知识图谱中取回相关</w:t>
-      </w:r>
+        <w:t>：</w:t>
+      </w:r>
+      <w:proofErr w:type="spellStart"/>
+      <w:r>
+        <w:rPr>
+          <w:rFonts w:asciiTheme="majorHAnsi" w:hAnsiTheme="majorHAnsi" w:cstheme="majorHAnsi"/>
+        </w:rPr>
+        <w:t>三路召回系统，负责从知识图谱中取回相关</w:t>
+      </w:r>
+      <w:proofErr w:type="spellEnd"/>
       <w:r>
         <w:rPr>
           <w:rFonts w:asciiTheme="majorHAnsi" w:hAnsiTheme="majorHAnsi" w:cstheme="majorHAnsi"/>
@@ -1025,7 +1274,7 @@
     </w:p>
     <w:p>
       <w:pPr>
-        <w:pStyle w:val="a0"/>
+        <w:pStyle w:val="ListBullet"/>
         <w:rPr>
           <w:rFonts w:asciiTheme="majorHAnsi" w:hAnsiTheme="majorHAnsi" w:cstheme="majorHAnsi"/>
         </w:rPr>
@@ -1040,13 +1289,28 @@
         <w:rPr>
           <w:rFonts w:asciiTheme="majorHAnsi" w:hAnsiTheme="majorHAnsi" w:cstheme="majorHAnsi"/>
         </w:rPr>
-        <w:t>：多角色</w:t>
-      </w:r>
-      <w:r>
-        <w:rPr>
-          <w:rFonts w:asciiTheme="majorHAnsi" w:hAnsiTheme="majorHAnsi" w:cstheme="majorHAnsi"/>
-        </w:rPr>
-        <w:t xml:space="preserve"> critic</w:t>
+        <w:t>：</w:t>
+      </w:r>
+      <w:proofErr w:type="spellStart"/>
+      <w:r>
+        <w:rPr>
+          <w:rFonts w:asciiTheme="majorHAnsi" w:hAnsiTheme="majorHAnsi" w:cstheme="majorHAnsi"/>
+        </w:rPr>
+        <w:t>多角色</w:t>
+      </w:r>
+      <w:proofErr w:type="spellEnd"/>
+      <w:r>
+        <w:rPr>
+          <w:rFonts w:asciiTheme="majorHAnsi" w:hAnsiTheme="majorHAnsi" w:cstheme="majorHAnsi"/>
+        </w:rPr>
+        <w:t xml:space="preserve"> </w:t>
+      </w:r>
+      <w:proofErr w:type="spellStart"/>
+      <w:r>
+        <w:rPr>
+          <w:rFonts w:asciiTheme="majorHAnsi" w:hAnsiTheme="majorHAnsi" w:cstheme="majorHAnsi"/>
+        </w:rPr>
+        <w:t>critic</w:t>
       </w:r>
       <w:r>
         <w:rPr>
@@ -1054,6 +1318,7 @@
         </w:rPr>
         <w:t>、盲审比较、分数推断与</w:t>
       </w:r>
+      <w:proofErr w:type="spellEnd"/>
       <w:r>
         <w:rPr>
           <w:rFonts w:asciiTheme="majorHAnsi" w:hAnsiTheme="majorHAnsi" w:cstheme="majorHAnsi"/>
@@ -1069,7 +1334,7 @@
     </w:p>
     <w:p>
       <w:pPr>
-        <w:pStyle w:val="a0"/>
+        <w:pStyle w:val="ListBullet"/>
         <w:rPr>
           <w:rFonts w:asciiTheme="majorHAnsi" w:hAnsiTheme="majorHAnsi" w:cstheme="majorHAnsi"/>
         </w:rPr>
@@ -1096,8 +1361,16 @@
         <w:rPr>
           <w:rFonts w:asciiTheme="majorHAnsi" w:hAnsiTheme="majorHAnsi" w:cstheme="majorHAnsi"/>
         </w:rPr>
-        <w:t>：相似工作碰撞检测与</w:t>
-      </w:r>
+        <w:t>：</w:t>
+      </w:r>
+      <w:proofErr w:type="spellStart"/>
+      <w:r>
+        <w:rPr>
+          <w:rFonts w:asciiTheme="majorHAnsi" w:hAnsiTheme="majorHAnsi" w:cstheme="majorHAnsi"/>
+        </w:rPr>
+        <w:t>相似工作碰撞检测与</w:t>
+      </w:r>
+      <w:proofErr w:type="spellEnd"/>
       <w:r>
         <w:rPr>
           <w:rFonts w:asciiTheme="majorHAnsi" w:hAnsiTheme="majorHAnsi" w:cstheme="majorHAnsi"/>
@@ -1113,7 +1386,7 @@
     </w:p>
     <w:p>
       <w:pPr>
-        <w:pStyle w:val="a0"/>
+        <w:pStyle w:val="ListBullet"/>
         <w:rPr>
           <w:rFonts w:asciiTheme="majorHAnsi" w:hAnsiTheme="majorHAnsi" w:cstheme="majorHAnsi"/>
         </w:rPr>
@@ -1128,24 +1401,40 @@
         <w:rPr>
           <w:rFonts w:asciiTheme="majorHAnsi" w:hAnsiTheme="majorHAnsi" w:cstheme="majorHAnsi"/>
         </w:rPr>
-        <w:t>：离线索引构建与部分</w:t>
-      </w:r>
+        <w:t>：</w:t>
+      </w:r>
+      <w:proofErr w:type="spellStart"/>
+      <w:r>
+        <w:rPr>
+          <w:rFonts w:asciiTheme="majorHAnsi" w:hAnsiTheme="majorHAnsi" w:cstheme="majorHAnsi"/>
+        </w:rPr>
+        <w:t>离线索引构建与部分</w:t>
+      </w:r>
+      <w:proofErr w:type="spellEnd"/>
       <w:r>
         <w:rPr>
           <w:rFonts w:asciiTheme="majorHAnsi" w:hAnsiTheme="majorHAnsi" w:cstheme="majorHAnsi"/>
         </w:rPr>
         <w:t xml:space="preserve"> KG </w:t>
       </w:r>
-      <w:r>
-        <w:rPr>
-          <w:rFonts w:asciiTheme="majorHAnsi" w:hAnsiTheme="majorHAnsi" w:cstheme="majorHAnsi"/>
-        </w:rPr>
-        <w:t>构建工具。</w:t>
+      <w:proofErr w:type="spellStart"/>
+      <w:r>
+        <w:rPr>
+          <w:rFonts w:asciiTheme="majorHAnsi" w:hAnsiTheme="majorHAnsi" w:cstheme="majorHAnsi"/>
+        </w:rPr>
+        <w:t>构建工具</w:t>
+      </w:r>
+      <w:proofErr w:type="spellEnd"/>
+      <w:r>
+        <w:rPr>
+          <w:rFonts w:asciiTheme="majorHAnsi" w:hAnsiTheme="majorHAnsi" w:cstheme="majorHAnsi"/>
+        </w:rPr>
+        <w:t>。</w:t>
       </w:r>
     </w:p>
     <w:p>
       <w:pPr>
-        <w:pStyle w:val="a0"/>
+        <w:pStyle w:val="ListBullet"/>
         <w:rPr>
           <w:rFonts w:asciiTheme="majorHAnsi" w:hAnsiTheme="majorHAnsi" w:cstheme="majorHAnsi"/>
         </w:rPr>
@@ -1160,13 +1449,28 @@
         <w:rPr>
           <w:rFonts w:asciiTheme="majorHAnsi" w:hAnsiTheme="majorHAnsi" w:cstheme="majorHAnsi"/>
         </w:rPr>
-        <w:t>：本地</w:t>
-      </w:r>
-      <w:r>
-        <w:rPr>
-          <w:rFonts w:asciiTheme="majorHAnsi" w:hAnsiTheme="majorHAnsi" w:cstheme="majorHAnsi"/>
-        </w:rPr>
-        <w:t xml:space="preserve"> Web UI</w:t>
+        <w:t>：</w:t>
+      </w:r>
+      <w:proofErr w:type="spellStart"/>
+      <w:r>
+        <w:rPr>
+          <w:rFonts w:asciiTheme="majorHAnsi" w:hAnsiTheme="majorHAnsi" w:cstheme="majorHAnsi"/>
+        </w:rPr>
+        <w:t>本地</w:t>
+      </w:r>
+      <w:proofErr w:type="spellEnd"/>
+      <w:r>
+        <w:rPr>
+          <w:rFonts w:asciiTheme="majorHAnsi" w:hAnsiTheme="majorHAnsi" w:cstheme="majorHAnsi"/>
+        </w:rPr>
+        <w:t xml:space="preserve"> Web </w:t>
+      </w:r>
+      <w:proofErr w:type="spellStart"/>
+      <w:r>
+        <w:rPr>
+          <w:rFonts w:asciiTheme="majorHAnsi" w:hAnsiTheme="majorHAnsi" w:cstheme="majorHAnsi"/>
+        </w:rPr>
+        <w:t>UI</w:t>
       </w:r>
       <w:r>
         <w:rPr>
@@ -1174,22 +1478,37 @@
         </w:rPr>
         <w:t>，适合</w:t>
       </w:r>
-      <w:r>
-        <w:rPr>
-          <w:rFonts w:asciiTheme="majorHAnsi" w:hAnsiTheme="majorHAnsi" w:cstheme="majorHAnsi"/>
-        </w:rPr>
-        <w:t xml:space="preserve"> demo</w:t>
-      </w:r>
-      <w:r>
-        <w:rPr>
-          <w:rFonts w:asciiTheme="majorHAnsi" w:hAnsiTheme="majorHAnsi" w:cstheme="majorHAnsi"/>
-        </w:rPr>
-        <w:t>，但不宜视为当前最可靠的主入口。</w:t>
+      <w:proofErr w:type="spellEnd"/>
+      <w:r>
+        <w:rPr>
+          <w:rFonts w:asciiTheme="majorHAnsi" w:hAnsiTheme="majorHAnsi" w:cstheme="majorHAnsi"/>
+        </w:rPr>
+        <w:t xml:space="preserve"> </w:t>
+      </w:r>
+      <w:proofErr w:type="spellStart"/>
+      <w:r>
+        <w:rPr>
+          <w:rFonts w:asciiTheme="majorHAnsi" w:hAnsiTheme="majorHAnsi" w:cstheme="majorHAnsi"/>
+        </w:rPr>
+        <w:t>demo</w:t>
+      </w:r>
+      <w:r>
+        <w:rPr>
+          <w:rFonts w:asciiTheme="majorHAnsi" w:hAnsiTheme="majorHAnsi" w:cstheme="majorHAnsi"/>
+        </w:rPr>
+        <w:t>，但不宜视为当前最可靠的主入口</w:t>
+      </w:r>
+      <w:proofErr w:type="spellEnd"/>
+      <w:r>
+        <w:rPr>
+          <w:rFonts w:asciiTheme="majorHAnsi" w:hAnsiTheme="majorHAnsi" w:cstheme="majorHAnsi"/>
+        </w:rPr>
+        <w:t>。</w:t>
       </w:r>
     </w:p>
     <w:p>
       <w:pPr>
-        <w:pStyle w:val="1"/>
+        <w:pStyle w:val="Heading1"/>
         <w:rPr>
           <w:rFonts w:eastAsia="宋体" w:cstheme="majorHAnsi"/>
           <w:lang w:eastAsia="zh-CN"/>
@@ -1227,41 +1546,47 @@
     </w:p>
     <w:p>
       <w:pPr>
-        <w:pStyle w:val="a0"/>
+        <w:pStyle w:val="ListBullet"/>
         <w:rPr>
           <w:rFonts w:asciiTheme="majorHAnsi" w:hAnsiTheme="majorHAnsi" w:cstheme="majorHAnsi"/>
         </w:rPr>
       </w:pPr>
+      <w:proofErr w:type="spellStart"/>
       <w:r>
         <w:rPr>
           <w:rFonts w:asciiTheme="majorHAnsi" w:hAnsiTheme="majorHAnsi" w:cstheme="majorHAnsi"/>
         </w:rPr>
         <w:t>离线阶段：从</w:t>
       </w:r>
+      <w:proofErr w:type="spellEnd"/>
       <w:r>
         <w:rPr>
           <w:rFonts w:asciiTheme="majorHAnsi" w:hAnsiTheme="majorHAnsi" w:cstheme="majorHAnsi"/>
         </w:rPr>
         <w:t xml:space="preserve"> paper corpus </w:t>
       </w:r>
+      <w:proofErr w:type="spellStart"/>
       <w:r>
         <w:rPr>
           <w:rFonts w:asciiTheme="majorHAnsi" w:hAnsiTheme="majorHAnsi" w:cstheme="majorHAnsi"/>
         </w:rPr>
         <w:t>中抽取</w:t>
       </w:r>
+      <w:proofErr w:type="spellEnd"/>
       <w:r>
         <w:rPr>
           <w:rFonts w:asciiTheme="majorHAnsi" w:hAnsiTheme="majorHAnsi" w:cstheme="majorHAnsi"/>
         </w:rPr>
         <w:t xml:space="preserve"> Idea / Pattern / Domain / Paper </w:t>
       </w:r>
+      <w:proofErr w:type="spellStart"/>
       <w:r>
         <w:rPr>
           <w:rFonts w:asciiTheme="majorHAnsi" w:hAnsiTheme="majorHAnsi" w:cstheme="majorHAnsi"/>
         </w:rPr>
         <w:t>节点，构建</w:t>
       </w:r>
+      <w:proofErr w:type="spellEnd"/>
       <w:r>
         <w:rPr>
           <w:rFonts w:asciiTheme="majorHAnsi" w:hAnsiTheme="majorHAnsi" w:cstheme="majorHAnsi"/>
@@ -1289,17 +1614,19 @@
     </w:p>
     <w:p>
       <w:pPr>
-        <w:pStyle w:val="a0"/>
+        <w:pStyle w:val="ListBullet"/>
         <w:rPr>
           <w:rFonts w:asciiTheme="majorHAnsi" w:hAnsiTheme="majorHAnsi" w:cstheme="majorHAnsi"/>
         </w:rPr>
       </w:pPr>
+      <w:proofErr w:type="spellStart"/>
       <w:r>
         <w:rPr>
           <w:rFonts w:asciiTheme="majorHAnsi" w:hAnsiTheme="majorHAnsi" w:cstheme="majorHAnsi"/>
         </w:rPr>
         <w:t>在线阶段</w:t>
       </w:r>
+      <w:proofErr w:type="spellEnd"/>
       <w:r>
         <w:rPr>
           <w:rFonts w:asciiTheme="majorHAnsi" w:hAnsiTheme="majorHAnsi" w:cstheme="majorHAnsi"/>
@@ -1327,17 +1654,19 @@
     </w:p>
     <w:p>
       <w:pPr>
-        <w:pStyle w:val="a0"/>
+        <w:pStyle w:val="ListBullet"/>
         <w:rPr>
           <w:rFonts w:asciiTheme="majorHAnsi" w:hAnsiTheme="majorHAnsi" w:cstheme="majorHAnsi"/>
         </w:rPr>
       </w:pPr>
+      <w:proofErr w:type="spellStart"/>
       <w:r>
         <w:rPr>
           <w:rFonts w:asciiTheme="majorHAnsi" w:hAnsiTheme="majorHAnsi" w:cstheme="majorHAnsi"/>
         </w:rPr>
         <w:t>在线阶段</w:t>
       </w:r>
+      <w:proofErr w:type="spellEnd"/>
       <w:r>
         <w:rPr>
           <w:rFonts w:asciiTheme="majorHAnsi" w:hAnsiTheme="majorHAnsi" w:cstheme="majorHAnsi"/>
@@ -1389,17 +1718,19 @@
     </w:p>
     <w:p>
       <w:pPr>
-        <w:pStyle w:val="a0"/>
+        <w:pStyle w:val="ListBullet"/>
         <w:rPr>
           <w:rFonts w:asciiTheme="majorHAnsi" w:hAnsiTheme="majorHAnsi" w:cstheme="majorHAnsi"/>
         </w:rPr>
       </w:pPr>
+      <w:proofErr w:type="spellStart"/>
       <w:r>
         <w:rPr>
           <w:rFonts w:asciiTheme="majorHAnsi" w:hAnsiTheme="majorHAnsi" w:cstheme="majorHAnsi"/>
         </w:rPr>
         <w:t>在线阶段</w:t>
       </w:r>
+      <w:proofErr w:type="spellEnd"/>
       <w:r>
         <w:rPr>
           <w:rFonts w:asciiTheme="majorHAnsi" w:hAnsiTheme="majorHAnsi" w:cstheme="majorHAnsi"/>
@@ -1418,26 +1749,36 @@
         </w:rPr>
         <w:t xml:space="preserve">Pattern selector </w:t>
       </w:r>
-      <w:r>
-        <w:rPr>
-          <w:rFonts w:asciiTheme="majorHAnsi" w:hAnsiTheme="majorHAnsi" w:cstheme="majorHAnsi"/>
-        </w:rPr>
-        <w:t>选择当前最合适的研究叙事范式。</w:t>
+      <w:proofErr w:type="spellStart"/>
+      <w:r>
+        <w:rPr>
+          <w:rFonts w:asciiTheme="majorHAnsi" w:hAnsiTheme="majorHAnsi" w:cstheme="majorHAnsi"/>
+        </w:rPr>
+        <w:t>选择当前最合适的研究叙事范式</w:t>
+      </w:r>
+      <w:proofErr w:type="spellEnd"/>
+      <w:r>
+        <w:rPr>
+          <w:rFonts w:asciiTheme="majorHAnsi" w:hAnsiTheme="majorHAnsi" w:cstheme="majorHAnsi"/>
+        </w:rPr>
+        <w:t>。</w:t>
       </w:r>
     </w:p>
     <w:p>
       <w:pPr>
-        <w:pStyle w:val="a0"/>
+        <w:pStyle w:val="ListBullet"/>
         <w:rPr>
           <w:rFonts w:asciiTheme="majorHAnsi" w:hAnsiTheme="majorHAnsi" w:cstheme="majorHAnsi"/>
         </w:rPr>
       </w:pPr>
+      <w:proofErr w:type="spellStart"/>
       <w:r>
         <w:rPr>
           <w:rFonts w:asciiTheme="majorHAnsi" w:hAnsiTheme="majorHAnsi" w:cstheme="majorHAnsi"/>
         </w:rPr>
         <w:t>在线阶段</w:t>
       </w:r>
+      <w:proofErr w:type="spellEnd"/>
       <w:r>
         <w:rPr>
           <w:rFonts w:asciiTheme="majorHAnsi" w:hAnsiTheme="majorHAnsi" w:cstheme="majorHAnsi"/>
@@ -1456,12 +1797,14 @@
         </w:rPr>
         <w:t xml:space="preserve">Story generator </w:t>
       </w:r>
+      <w:proofErr w:type="spellStart"/>
       <w:r>
         <w:rPr>
           <w:rFonts w:asciiTheme="majorHAnsi" w:hAnsiTheme="majorHAnsi" w:cstheme="majorHAnsi"/>
         </w:rPr>
         <w:t>生成结构化</w:t>
       </w:r>
+      <w:proofErr w:type="spellEnd"/>
       <w:r>
         <w:rPr>
           <w:rFonts w:asciiTheme="majorHAnsi" w:hAnsiTheme="majorHAnsi" w:cstheme="majorHAnsi"/>
@@ -1477,17 +1820,19 @@
     </w:p>
     <w:p>
       <w:pPr>
-        <w:pStyle w:val="a0"/>
+        <w:pStyle w:val="ListBullet"/>
         <w:rPr>
           <w:rFonts w:asciiTheme="majorHAnsi" w:hAnsiTheme="majorHAnsi" w:cstheme="majorHAnsi"/>
         </w:rPr>
       </w:pPr>
+      <w:proofErr w:type="spellStart"/>
       <w:r>
         <w:rPr>
           <w:rFonts w:asciiTheme="majorHAnsi" w:hAnsiTheme="majorHAnsi" w:cstheme="majorHAnsi"/>
         </w:rPr>
         <w:t>在线阶段</w:t>
       </w:r>
+      <w:proofErr w:type="spellEnd"/>
       <w:r>
         <w:rPr>
           <w:rFonts w:asciiTheme="majorHAnsi" w:hAnsiTheme="majorHAnsi" w:cstheme="majorHAnsi"/>
@@ -1518,26 +1863,36 @@
         </w:rPr>
         <w:t xml:space="preserve"> Methodology / Novelty / Storytelling </w:t>
       </w:r>
-      <w:r>
-        <w:rPr>
-          <w:rFonts w:asciiTheme="majorHAnsi" w:hAnsiTheme="majorHAnsi" w:cstheme="majorHAnsi"/>
-        </w:rPr>
-        <w:t>等角度进行评审。</w:t>
+      <w:proofErr w:type="spellStart"/>
+      <w:r>
+        <w:rPr>
+          <w:rFonts w:asciiTheme="majorHAnsi" w:hAnsiTheme="majorHAnsi" w:cstheme="majorHAnsi"/>
+        </w:rPr>
+        <w:t>等角度进行评审</w:t>
+      </w:r>
+      <w:proofErr w:type="spellEnd"/>
+      <w:r>
+        <w:rPr>
+          <w:rFonts w:asciiTheme="majorHAnsi" w:hAnsiTheme="majorHAnsi" w:cstheme="majorHAnsi"/>
+        </w:rPr>
+        <w:t>。</w:t>
       </w:r>
     </w:p>
     <w:p>
       <w:pPr>
-        <w:pStyle w:val="a0"/>
+        <w:pStyle w:val="ListBullet"/>
         <w:rPr>
           <w:rFonts w:asciiTheme="majorHAnsi" w:hAnsiTheme="majorHAnsi" w:cstheme="majorHAnsi"/>
         </w:rPr>
       </w:pPr>
+      <w:proofErr w:type="spellStart"/>
       <w:r>
         <w:rPr>
           <w:rFonts w:asciiTheme="majorHAnsi" w:hAnsiTheme="majorHAnsi" w:cstheme="majorHAnsi"/>
         </w:rPr>
         <w:t>在线阶段</w:t>
       </w:r>
+      <w:proofErr w:type="spellEnd"/>
       <w:r>
         <w:rPr>
           <w:rFonts w:asciiTheme="majorHAnsi" w:hAnsiTheme="majorHAnsi" w:cstheme="majorHAnsi"/>
@@ -1556,17 +1911,26 @@
         </w:rPr>
         <w:t xml:space="preserve">Refinement </w:t>
       </w:r>
+      <w:proofErr w:type="spellStart"/>
       <w:r>
         <w:rPr>
           <w:rFonts w:asciiTheme="majorHAnsi" w:hAnsiTheme="majorHAnsi" w:cstheme="majorHAnsi"/>
         </w:rPr>
         <w:t>根据问题注入</w:t>
       </w:r>
-      <w:r>
-        <w:rPr>
-          <w:rFonts w:asciiTheme="majorHAnsi" w:hAnsiTheme="majorHAnsi" w:cstheme="majorHAnsi"/>
-        </w:rPr>
-        <w:t xml:space="preserve"> tricks</w:t>
+      <w:proofErr w:type="spellEnd"/>
+      <w:r>
+        <w:rPr>
+          <w:rFonts w:asciiTheme="majorHAnsi" w:hAnsiTheme="majorHAnsi" w:cstheme="majorHAnsi"/>
+        </w:rPr>
+        <w:t xml:space="preserve"> </w:t>
+      </w:r>
+      <w:proofErr w:type="spellStart"/>
+      <w:r>
+        <w:rPr>
+          <w:rFonts w:asciiTheme="majorHAnsi" w:hAnsiTheme="majorHAnsi" w:cstheme="majorHAnsi"/>
+        </w:rPr>
+        <w:t>tricks</w:t>
       </w:r>
       <w:r>
         <w:rPr>
@@ -1574,32 +1938,49 @@
         </w:rPr>
         <w:t>、换</w:t>
       </w:r>
-      <w:r>
-        <w:rPr>
-          <w:rFonts w:asciiTheme="majorHAnsi" w:hAnsiTheme="majorHAnsi" w:cstheme="majorHAnsi"/>
-        </w:rPr>
-        <w:t xml:space="preserve"> pattern</w:t>
-      </w:r>
-      <w:r>
-        <w:rPr>
-          <w:rFonts w:asciiTheme="majorHAnsi" w:hAnsiTheme="majorHAnsi" w:cstheme="majorHAnsi"/>
-        </w:rPr>
-        <w:t>、回滚失败版本、继续迭代。</w:t>
+      <w:proofErr w:type="spellEnd"/>
+      <w:r>
+        <w:rPr>
+          <w:rFonts w:asciiTheme="majorHAnsi" w:hAnsiTheme="majorHAnsi" w:cstheme="majorHAnsi"/>
+        </w:rPr>
+        <w:t xml:space="preserve"> </w:t>
+      </w:r>
+      <w:proofErr w:type="spellStart"/>
+      <w:r>
+        <w:rPr>
+          <w:rFonts w:asciiTheme="majorHAnsi" w:hAnsiTheme="majorHAnsi" w:cstheme="majorHAnsi"/>
+        </w:rPr>
+        <w:t>pattern</w:t>
+      </w:r>
+      <w:r>
+        <w:rPr>
+          <w:rFonts w:asciiTheme="majorHAnsi" w:hAnsiTheme="majorHAnsi" w:cstheme="majorHAnsi"/>
+        </w:rPr>
+        <w:t>、回滚失败版本、继续迭代</w:t>
+      </w:r>
+      <w:proofErr w:type="spellEnd"/>
+      <w:r>
+        <w:rPr>
+          <w:rFonts w:asciiTheme="majorHAnsi" w:hAnsiTheme="majorHAnsi" w:cstheme="majorHAnsi"/>
+        </w:rPr>
+        <w:t>。</w:t>
       </w:r>
     </w:p>
     <w:p>
       <w:pPr>
-        <w:pStyle w:val="a0"/>
+        <w:pStyle w:val="ListBullet"/>
         <w:rPr>
           <w:rFonts w:asciiTheme="majorHAnsi" w:hAnsiTheme="majorHAnsi" w:cstheme="majorHAnsi"/>
         </w:rPr>
       </w:pPr>
+      <w:proofErr w:type="spellStart"/>
       <w:r>
         <w:rPr>
           <w:rFonts w:asciiTheme="majorHAnsi" w:hAnsiTheme="majorHAnsi" w:cstheme="majorHAnsi"/>
         </w:rPr>
         <w:t>在线阶段</w:t>
       </w:r>
+      <w:proofErr w:type="spellEnd"/>
       <w:r>
         <w:rPr>
           <w:rFonts w:asciiTheme="majorHAnsi" w:hAnsiTheme="majorHAnsi" w:cstheme="majorHAnsi"/>
@@ -1618,12 +1999,14 @@
         </w:rPr>
         <w:t xml:space="preserve">Novelty checker </w:t>
       </w:r>
+      <w:proofErr w:type="spellStart"/>
       <w:r>
         <w:rPr>
           <w:rFonts w:asciiTheme="majorHAnsi" w:hAnsiTheme="majorHAnsi" w:cstheme="majorHAnsi"/>
         </w:rPr>
         <w:t>做碰撞检测，必要时</w:t>
       </w:r>
+      <w:proofErr w:type="spellEnd"/>
       <w:r>
         <w:rPr>
           <w:rFonts w:asciiTheme="majorHAnsi" w:hAnsiTheme="majorHAnsi" w:cstheme="majorHAnsi"/>
@@ -1639,11 +2022,12 @@
     </w:p>
     <w:p>
       <w:pPr>
-        <w:pStyle w:val="a0"/>
+        <w:pStyle w:val="ListBullet"/>
         <w:rPr>
           <w:rFonts w:asciiTheme="majorHAnsi" w:hAnsiTheme="majorHAnsi" w:cstheme="majorHAnsi"/>
         </w:rPr>
       </w:pPr>
+      <w:proofErr w:type="spellStart"/>
       <w:r>
         <w:rPr>
           <w:rFonts w:asciiTheme="majorHAnsi" w:hAnsiTheme="majorHAnsi" w:cstheme="majorHAnsi"/>
@@ -1654,7 +2038,22 @@
         <w:rPr>
           <w:rFonts w:asciiTheme="majorHAnsi" w:hAnsiTheme="majorHAnsi" w:cstheme="majorHAnsi"/>
         </w:rPr>
-        <w:t xml:space="preserve">final_story.json </w:t>
+        <w:t>final_</w:t>
+      </w:r>
+      <w:proofErr w:type="gramStart"/>
+      <w:r>
+        <w:rPr>
+          <w:rFonts w:asciiTheme="majorHAnsi" w:hAnsiTheme="majorHAnsi" w:cstheme="majorHAnsi"/>
+        </w:rPr>
+        <w:t>story.json</w:t>
+      </w:r>
+      <w:proofErr w:type="spellEnd"/>
+      <w:proofErr w:type="gramEnd"/>
+      <w:r>
+        <w:rPr>
+          <w:rFonts w:asciiTheme="majorHAnsi" w:hAnsiTheme="majorHAnsi" w:cstheme="majorHAnsi"/>
+        </w:rPr>
+        <w:t xml:space="preserve"> </w:t>
       </w:r>
       <w:r>
         <w:rPr>
@@ -1666,8 +2065,24 @@
         <w:rPr>
           <w:rFonts w:asciiTheme="majorHAnsi" w:hAnsiTheme="majorHAnsi" w:cstheme="majorHAnsi"/>
         </w:rPr>
-        <w:t xml:space="preserve"> pipeline_result.json</w:t>
-      </w:r>
+        <w:t xml:space="preserve"> </w:t>
+      </w:r>
+      <w:proofErr w:type="spellStart"/>
+      <w:r>
+        <w:rPr>
+          <w:rFonts w:asciiTheme="majorHAnsi" w:hAnsiTheme="majorHAnsi" w:cstheme="majorHAnsi"/>
+        </w:rPr>
+        <w:t>pipeline_</w:t>
+      </w:r>
+      <w:proofErr w:type="gramStart"/>
+      <w:r>
+        <w:rPr>
+          <w:rFonts w:asciiTheme="majorHAnsi" w:hAnsiTheme="majorHAnsi" w:cstheme="majorHAnsi"/>
+        </w:rPr>
+        <w:t>result.json</w:t>
+      </w:r>
+      <w:proofErr w:type="spellEnd"/>
+      <w:proofErr w:type="gramEnd"/>
       <w:r>
         <w:rPr>
           <w:rFonts w:asciiTheme="majorHAnsi" w:hAnsiTheme="majorHAnsi" w:cstheme="majorHAnsi"/>
@@ -1677,7 +2092,7 @@
     </w:p>
     <w:p>
       <w:pPr>
-        <w:pStyle w:val="1"/>
+        <w:pStyle w:val="Heading1"/>
         <w:rPr>
           <w:rFonts w:eastAsia="宋体" w:cstheme="majorHAnsi"/>
           <w:lang w:eastAsia="zh-CN"/>
@@ -1706,34 +2121,47 @@
     </w:p>
     <w:p>
       <w:pPr>
-        <w:pStyle w:val="a0"/>
+        <w:pStyle w:val="ListBullet"/>
         <w:rPr>
           <w:rFonts w:asciiTheme="majorHAnsi" w:hAnsiTheme="majorHAnsi" w:cstheme="majorHAnsi"/>
         </w:rPr>
       </w:pPr>
+      <w:proofErr w:type="spellStart"/>
+      <w:proofErr w:type="gramStart"/>
       <w:r>
         <w:rPr>
           <w:rFonts w:asciiTheme="majorHAnsi" w:hAnsiTheme="majorHAnsi" w:cstheme="majorHAnsi"/>
         </w:rPr>
         <w:t>把模糊</w:t>
       </w:r>
+      <w:proofErr w:type="spellEnd"/>
       <w:r>
         <w:rPr>
           <w:rFonts w:asciiTheme="majorHAnsi" w:hAnsiTheme="majorHAnsi" w:cstheme="majorHAnsi"/>
         </w:rPr>
         <w:t xml:space="preserve"> idea </w:t>
       </w:r>
+      <w:proofErr w:type="spellStart"/>
       <w:r>
         <w:rPr>
           <w:rFonts w:asciiTheme="majorHAnsi" w:hAnsiTheme="majorHAnsi" w:cstheme="majorHAnsi"/>
         </w:rPr>
         <w:t>变成可讨论、可规划、可继续写作的</w:t>
       </w:r>
-      <w:r>
-        <w:rPr>
-          <w:rFonts w:asciiTheme="majorHAnsi" w:hAnsiTheme="majorHAnsi" w:cstheme="majorHAnsi"/>
-        </w:rPr>
-        <w:t xml:space="preserve"> research story</w:t>
+      <w:proofErr w:type="spellEnd"/>
+      <w:proofErr w:type="gramEnd"/>
+      <w:r>
+        <w:rPr>
+          <w:rFonts w:asciiTheme="majorHAnsi" w:hAnsiTheme="majorHAnsi" w:cstheme="majorHAnsi"/>
+        </w:rPr>
+        <w:t xml:space="preserve"> </w:t>
+      </w:r>
+      <w:proofErr w:type="gramStart"/>
+      <w:r>
+        <w:rPr>
+          <w:rFonts w:asciiTheme="majorHAnsi" w:hAnsiTheme="majorHAnsi" w:cstheme="majorHAnsi"/>
+        </w:rPr>
+        <w:t>research story</w:t>
       </w:r>
       <w:r>
         <w:rPr>
@@ -1741,14 +2169,17 @@
         </w:rPr>
         <w:t>。</w:t>
       </w:r>
+      <w:proofErr w:type="gramEnd"/>
     </w:p>
     <w:p>
       <w:pPr>
-        <w:pStyle w:val="a0"/>
+        <w:pStyle w:val="ListBullet"/>
         <w:rPr>
           <w:rFonts w:asciiTheme="majorHAnsi" w:hAnsiTheme="majorHAnsi" w:cstheme="majorHAnsi"/>
         </w:rPr>
       </w:pPr>
+      <w:proofErr w:type="spellStart"/>
+      <w:proofErr w:type="gramStart"/>
       <w:r>
         <w:rPr>
           <w:rFonts w:asciiTheme="majorHAnsi" w:hAnsiTheme="majorHAnsi" w:cstheme="majorHAnsi"/>
@@ -1761,17 +2192,27 @@
         </w:rPr>
         <w:t>“</w:t>
       </w:r>
+      <w:proofErr w:type="gramEnd"/>
       <w:r>
         <w:rPr>
           <w:rFonts w:asciiTheme="majorHAnsi" w:hAnsiTheme="majorHAnsi" w:cstheme="majorHAnsi"/>
         </w:rPr>
         <w:t>全文论文</w:t>
       </w:r>
-      <w:r>
-        <w:rPr>
-          <w:rFonts w:asciiTheme="majorHAnsi" w:hAnsiTheme="majorHAnsi" w:cstheme="majorHAnsi"/>
-        </w:rPr>
-        <w:t xml:space="preserve"> RAG”</w:t>
+      <w:proofErr w:type="spellEnd"/>
+      <w:r>
+        <w:rPr>
+          <w:rFonts w:asciiTheme="majorHAnsi" w:hAnsiTheme="majorHAnsi" w:cstheme="majorHAnsi"/>
+        </w:rPr>
+        <w:t xml:space="preserve"> </w:t>
+      </w:r>
+      <w:proofErr w:type="spellStart"/>
+      <w:proofErr w:type="gramStart"/>
+      <w:r>
+        <w:rPr>
+          <w:rFonts w:asciiTheme="majorHAnsi" w:hAnsiTheme="majorHAnsi" w:cstheme="majorHAnsi"/>
+        </w:rPr>
+        <w:t>RAG”</w:t>
       </w:r>
       <w:r>
         <w:rPr>
@@ -1779,11 +2220,26 @@
         </w:rPr>
         <w:t>升级为</w:t>
       </w:r>
-      <w:r>
-        <w:rPr>
-          <w:rFonts w:asciiTheme="majorHAnsi" w:hAnsiTheme="majorHAnsi" w:cstheme="majorHAnsi"/>
-        </w:rPr>
-        <w:t>“pattern-based grounding”</w:t>
+      <w:proofErr w:type="gramEnd"/>
+      <w:r>
+        <w:rPr>
+          <w:rFonts w:asciiTheme="majorHAnsi" w:hAnsiTheme="majorHAnsi" w:cstheme="majorHAnsi"/>
+        </w:rPr>
+        <w:t>“pattern</w:t>
+      </w:r>
+      <w:proofErr w:type="spellEnd"/>
+      <w:r>
+        <w:rPr>
+          <w:rFonts w:asciiTheme="majorHAnsi" w:hAnsiTheme="majorHAnsi" w:cstheme="majorHAnsi"/>
+        </w:rPr>
+        <w:t xml:space="preserve">-based </w:t>
+      </w:r>
+      <w:proofErr w:type="gramStart"/>
+      <w:r>
+        <w:rPr>
+          <w:rFonts w:asciiTheme="majorHAnsi" w:hAnsiTheme="majorHAnsi" w:cstheme="majorHAnsi"/>
+        </w:rPr>
+        <w:t>grounding”</w:t>
       </w:r>
       <w:r>
         <w:rPr>
@@ -1791,52 +2247,66 @@
         </w:rPr>
         <w:t>。</w:t>
       </w:r>
+      <w:proofErr w:type="gramEnd"/>
     </w:p>
     <w:p>
       <w:pPr>
-        <w:pStyle w:val="a0"/>
+        <w:pStyle w:val="ListBullet"/>
         <w:rPr>
           <w:rFonts w:asciiTheme="majorHAnsi" w:hAnsiTheme="majorHAnsi" w:cstheme="majorHAnsi"/>
         </w:rPr>
       </w:pPr>
+      <w:proofErr w:type="spellStart"/>
       <w:r>
         <w:rPr>
           <w:rFonts w:asciiTheme="majorHAnsi" w:hAnsiTheme="majorHAnsi" w:cstheme="majorHAnsi"/>
         </w:rPr>
         <w:t>通过</w:t>
       </w:r>
+      <w:proofErr w:type="spellEnd"/>
       <w:r>
         <w:rPr>
           <w:rFonts w:asciiTheme="majorHAnsi" w:hAnsiTheme="majorHAnsi" w:cstheme="majorHAnsi"/>
         </w:rPr>
         <w:t xml:space="preserve"> critic + refinement loop </w:t>
       </w:r>
+      <w:proofErr w:type="spellStart"/>
       <w:r>
         <w:rPr>
           <w:rFonts w:asciiTheme="majorHAnsi" w:hAnsiTheme="majorHAnsi" w:cstheme="majorHAnsi"/>
         </w:rPr>
         <w:t>提升</w:t>
       </w:r>
+      <w:proofErr w:type="spellEnd"/>
       <w:r>
         <w:rPr>
           <w:rFonts w:asciiTheme="majorHAnsi" w:hAnsiTheme="majorHAnsi" w:cstheme="majorHAnsi"/>
         </w:rPr>
         <w:t xml:space="preserve"> story </w:t>
       </w:r>
-      <w:r>
-        <w:rPr>
-          <w:rFonts w:asciiTheme="majorHAnsi" w:hAnsiTheme="majorHAnsi" w:cstheme="majorHAnsi"/>
-        </w:rPr>
-        <w:t>的方法合理性、创新表达与叙事完整性。</w:t>
+      <w:proofErr w:type="spellStart"/>
+      <w:r>
+        <w:rPr>
+          <w:rFonts w:asciiTheme="majorHAnsi" w:hAnsiTheme="majorHAnsi" w:cstheme="majorHAnsi"/>
+        </w:rPr>
+        <w:t>的方法合理性、创新表达与叙事完整性</w:t>
+      </w:r>
+      <w:proofErr w:type="spellEnd"/>
+      <w:r>
+        <w:rPr>
+          <w:rFonts w:asciiTheme="majorHAnsi" w:hAnsiTheme="majorHAnsi" w:cstheme="majorHAnsi"/>
+        </w:rPr>
+        <w:t>。</w:t>
       </w:r>
     </w:p>
     <w:p>
       <w:pPr>
-        <w:pStyle w:val="a0"/>
+        <w:pStyle w:val="ListBullet"/>
         <w:rPr>
           <w:rFonts w:asciiTheme="majorHAnsi" w:hAnsiTheme="majorHAnsi" w:cstheme="majorHAnsi"/>
         </w:rPr>
       </w:pPr>
+      <w:proofErr w:type="spellStart"/>
       <w:r>
         <w:rPr>
           <w:rFonts w:asciiTheme="majorHAnsi" w:hAnsiTheme="majorHAnsi" w:cstheme="majorHAnsi"/>
@@ -1847,18 +2317,39 @@
         <w:rPr>
           <w:rFonts w:asciiTheme="majorHAnsi" w:hAnsiTheme="majorHAnsi" w:cstheme="majorHAnsi"/>
         </w:rPr>
-        <w:t>coding agent / experiment module / writing agent</w:t>
-      </w:r>
-      <w:r>
-        <w:rPr>
-          <w:rFonts w:asciiTheme="majorHAnsi" w:hAnsiTheme="majorHAnsi" w:cstheme="majorHAnsi"/>
-        </w:rPr>
-        <w:t>）提供一个很好的中间表示层。</w:t>
+        <w:t>coding</w:t>
+      </w:r>
+      <w:proofErr w:type="spellEnd"/>
+      <w:r>
+        <w:rPr>
+          <w:rFonts w:asciiTheme="majorHAnsi" w:hAnsiTheme="majorHAnsi" w:cstheme="majorHAnsi"/>
+        </w:rPr>
+        <w:t xml:space="preserve"> agent / experiment module / writing </w:t>
+      </w:r>
+      <w:proofErr w:type="spellStart"/>
+      <w:r>
+        <w:rPr>
+          <w:rFonts w:asciiTheme="majorHAnsi" w:hAnsiTheme="majorHAnsi" w:cstheme="majorHAnsi"/>
+        </w:rPr>
+        <w:t>agent</w:t>
+      </w:r>
+      <w:r>
+        <w:rPr>
+          <w:rFonts w:asciiTheme="majorHAnsi" w:hAnsiTheme="majorHAnsi" w:cstheme="majorHAnsi"/>
+        </w:rPr>
+        <w:t>）提供一个很好的中间表示层</w:t>
+      </w:r>
+      <w:proofErr w:type="spellEnd"/>
+      <w:r>
+        <w:rPr>
+          <w:rFonts w:asciiTheme="majorHAnsi" w:hAnsiTheme="majorHAnsi" w:cstheme="majorHAnsi"/>
+        </w:rPr>
+        <w:t>。</w:t>
       </w:r>
     </w:p>
     <w:p>
       <w:pPr>
-        <w:pStyle w:val="1"/>
+        <w:pStyle w:val="Heading1"/>
         <w:rPr>
           <w:rFonts w:cstheme="majorHAnsi"/>
         </w:rPr>
@@ -1869,6 +2360,7 @@
         </w:rPr>
         <w:t xml:space="preserve">6. </w:t>
       </w:r>
+      <w:proofErr w:type="spellStart"/>
       <w:r>
         <w:rPr>
           <w:rFonts w:cstheme="majorHAnsi"/>
@@ -1887,10 +2379,11 @@
         </w:rPr>
         <w:t>什么</w:t>
       </w:r>
+      <w:proofErr w:type="spellEnd"/>
     </w:p>
     <w:p>
       <w:pPr>
-        <w:pStyle w:val="a0"/>
+        <w:pStyle w:val="ListBullet"/>
         <w:rPr>
           <w:rFonts w:asciiTheme="majorHAnsi" w:hAnsiTheme="majorHAnsi" w:cstheme="majorHAnsi"/>
           <w:lang w:eastAsia="zh-CN"/>
@@ -1906,22 +2399,31 @@
     </w:p>
     <w:p>
       <w:pPr>
-        <w:pStyle w:val="a0"/>
+        <w:pStyle w:val="ListBullet"/>
         <w:rPr>
           <w:rFonts w:asciiTheme="majorHAnsi" w:hAnsiTheme="majorHAnsi" w:cstheme="majorHAnsi"/>
         </w:rPr>
       </w:pPr>
+      <w:proofErr w:type="spellStart"/>
       <w:r>
         <w:rPr>
           <w:rFonts w:asciiTheme="majorHAnsi" w:hAnsiTheme="majorHAnsi" w:cstheme="majorHAnsi"/>
         </w:rPr>
         <w:t>它不保证</w:t>
       </w:r>
-      <w:r>
-        <w:rPr>
-          <w:rFonts w:asciiTheme="majorHAnsi" w:hAnsiTheme="majorHAnsi" w:cstheme="majorHAnsi"/>
-        </w:rPr>
-        <w:t xml:space="preserve"> scientific correctness</w:t>
+      <w:proofErr w:type="spellEnd"/>
+      <w:r>
+        <w:rPr>
+          <w:rFonts w:asciiTheme="majorHAnsi" w:hAnsiTheme="majorHAnsi" w:cstheme="majorHAnsi"/>
+        </w:rPr>
+        <w:t xml:space="preserve"> scientific </w:t>
+      </w:r>
+      <w:proofErr w:type="spellStart"/>
+      <w:r>
+        <w:rPr>
+          <w:rFonts w:asciiTheme="majorHAnsi" w:hAnsiTheme="majorHAnsi" w:cstheme="majorHAnsi"/>
+        </w:rPr>
+        <w:t>correctness</w:t>
       </w:r>
       <w:r>
         <w:rPr>
@@ -1933,14 +2435,23 @@
         <w:rPr>
           <w:rFonts w:asciiTheme="majorHAnsi" w:hAnsiTheme="majorHAnsi" w:cstheme="majorHAnsi"/>
         </w:rPr>
-        <w:t xml:space="preserve">story </w:t>
-      </w:r>
+        <w:t>story</w:t>
+      </w:r>
+      <w:proofErr w:type="spellEnd"/>
+      <w:r>
+        <w:rPr>
+          <w:rFonts w:asciiTheme="majorHAnsi" w:hAnsiTheme="majorHAnsi" w:cstheme="majorHAnsi"/>
+        </w:rPr>
+        <w:t xml:space="preserve"> </w:t>
+      </w:r>
+      <w:proofErr w:type="spellStart"/>
       <w:r>
         <w:rPr>
           <w:rFonts w:asciiTheme="majorHAnsi" w:hAnsiTheme="majorHAnsi" w:cstheme="majorHAnsi"/>
         </w:rPr>
         <w:t>合理不等于方法真的</w:t>
       </w:r>
+      <w:proofErr w:type="spellEnd"/>
       <w:r>
         <w:rPr>
           <w:rFonts w:asciiTheme="majorHAnsi" w:hAnsiTheme="majorHAnsi" w:cstheme="majorHAnsi"/>
@@ -1956,7 +2467,7 @@
     </w:p>
     <w:p>
       <w:pPr>
-        <w:pStyle w:val="a0"/>
+        <w:pStyle w:val="ListBullet"/>
         <w:rPr>
           <w:rFonts w:asciiTheme="majorHAnsi" w:hAnsiTheme="majorHAnsi" w:cstheme="majorHAnsi"/>
           <w:lang w:eastAsia="zh-CN"/>
@@ -1972,39 +2483,63 @@
     </w:p>
     <w:p>
       <w:pPr>
-        <w:pStyle w:val="a0"/>
+        <w:pStyle w:val="ListBullet"/>
         <w:rPr>
           <w:rFonts w:asciiTheme="majorHAnsi" w:hAnsiTheme="majorHAnsi" w:cstheme="majorHAnsi"/>
         </w:rPr>
       </w:pPr>
-      <w:r>
-        <w:rPr>
-          <w:rFonts w:asciiTheme="majorHAnsi" w:hAnsiTheme="majorHAnsi" w:cstheme="majorHAnsi"/>
-        </w:rPr>
-        <w:t xml:space="preserve">novelty check </w:t>
-      </w:r>
+      <w:proofErr w:type="gramStart"/>
+      <w:r>
+        <w:rPr>
+          <w:rFonts w:asciiTheme="majorHAnsi" w:hAnsiTheme="majorHAnsi" w:cstheme="majorHAnsi"/>
+        </w:rPr>
+        <w:t>novelty</w:t>
+      </w:r>
+      <w:proofErr w:type="gramEnd"/>
+      <w:r>
+        <w:rPr>
+          <w:rFonts w:asciiTheme="majorHAnsi" w:hAnsiTheme="majorHAnsi" w:cstheme="majorHAnsi"/>
+        </w:rPr>
+        <w:t xml:space="preserve"> check </w:t>
+      </w:r>
+      <w:proofErr w:type="spellStart"/>
       <w:r>
         <w:rPr>
           <w:rFonts w:asciiTheme="majorHAnsi" w:hAnsiTheme="majorHAnsi" w:cstheme="majorHAnsi"/>
         </w:rPr>
         <w:t>更像</w:t>
       </w:r>
-      <w:r>
-        <w:rPr>
-          <w:rFonts w:asciiTheme="majorHAnsi" w:hAnsiTheme="majorHAnsi" w:cstheme="majorHAnsi"/>
-        </w:rPr>
-        <w:t xml:space="preserve"> semantic collision detection</w:t>
-      </w:r>
-      <w:r>
-        <w:rPr>
-          <w:rFonts w:asciiTheme="majorHAnsi" w:hAnsiTheme="majorHAnsi" w:cstheme="majorHAnsi"/>
-        </w:rPr>
-        <w:t>，而不是学术创新性的最终裁判。</w:t>
+      <w:proofErr w:type="spellEnd"/>
+      <w:r>
+        <w:rPr>
+          <w:rFonts w:asciiTheme="majorHAnsi" w:hAnsiTheme="majorHAnsi" w:cstheme="majorHAnsi"/>
+        </w:rPr>
+        <w:t xml:space="preserve"> semantic collision </w:t>
+      </w:r>
+      <w:proofErr w:type="spellStart"/>
+      <w:r>
+        <w:rPr>
+          <w:rFonts w:asciiTheme="majorHAnsi" w:hAnsiTheme="majorHAnsi" w:cstheme="majorHAnsi"/>
+        </w:rPr>
+        <w:t>detection</w:t>
+      </w:r>
+      <w:r>
+        <w:rPr>
+          <w:rFonts w:asciiTheme="majorHAnsi" w:hAnsiTheme="majorHAnsi" w:cstheme="majorHAnsi"/>
+        </w:rPr>
+        <w:t>，而不是学术创新性的最终裁判</w:t>
+      </w:r>
+      <w:proofErr w:type="spellEnd"/>
+      <w:r>
+        <w:rPr>
+          <w:rFonts w:asciiTheme="majorHAnsi" w:hAnsiTheme="majorHAnsi" w:cstheme="majorHAnsi"/>
+        </w:rPr>
+        <w:t>。</w:t>
       </w:r>
     </w:p>
     <w:p>
       <w:pPr>
-        <w:pStyle w:val="a0"/>
+        <w:pStyle w:val="ListBullet"/>
         <w:rPr>
           <w:rFonts w:asciiTheme="majorHAnsi" w:hAnsiTheme="majorHAnsi" w:cstheme="majorHAnsi"/>
           <w:lang w:eastAsia="zh-CN"/>
@@ -2034,7 +2569,7 @@
     </w:p>
     <w:p>
       <w:pPr>
-        <w:pStyle w:val="1"/>
+        <w:pStyle w:val="Heading1"/>
         <w:rPr>
           <w:rFonts w:cstheme="majorHAnsi"/>
           <w:lang w:eastAsia="zh-CN"/>
@@ -2058,17 +2593,19 @@
     </w:p>
     <w:p>
       <w:pPr>
-        <w:pStyle w:val="a0"/>
+        <w:pStyle w:val="ListBullet"/>
         <w:rPr>
           <w:rFonts w:asciiTheme="majorHAnsi" w:hAnsiTheme="majorHAnsi" w:cstheme="majorHAnsi"/>
         </w:rPr>
       </w:pPr>
+      <w:proofErr w:type="spellStart"/>
       <w:r>
         <w:rPr>
           <w:rFonts w:asciiTheme="majorHAnsi" w:hAnsiTheme="majorHAnsi" w:cstheme="majorHAnsi"/>
         </w:rPr>
         <w:t>它已经能作为科研加速器使用，而不只是</w:t>
       </w:r>
+      <w:proofErr w:type="spellEnd"/>
       <w:r>
         <w:rPr>
           <w:rFonts w:asciiTheme="majorHAnsi" w:hAnsiTheme="majorHAnsi" w:cstheme="majorHAnsi"/>
@@ -2084,7 +2621,7 @@
     </w:p>
     <w:p>
       <w:pPr>
-        <w:pStyle w:val="a0"/>
+        <w:pStyle w:val="ListBullet"/>
         <w:rPr>
           <w:rFonts w:asciiTheme="majorHAnsi" w:hAnsiTheme="majorHAnsi" w:cstheme="majorHAnsi"/>
           <w:lang w:eastAsia="zh-CN"/>
@@ -2114,83 +2651,113 @@
     </w:p>
     <w:p>
       <w:pPr>
-        <w:pStyle w:val="a0"/>
+        <w:pStyle w:val="ListBullet"/>
         <w:rPr>
           <w:rFonts w:asciiTheme="majorHAnsi" w:hAnsiTheme="majorHAnsi" w:cstheme="majorHAnsi"/>
         </w:rPr>
       </w:pPr>
+      <w:proofErr w:type="spellStart"/>
       <w:r>
         <w:rPr>
           <w:rFonts w:asciiTheme="majorHAnsi" w:hAnsiTheme="majorHAnsi" w:cstheme="majorHAnsi"/>
         </w:rPr>
         <w:t>它的知识图谱</w:t>
       </w:r>
+      <w:proofErr w:type="spellEnd"/>
       <w:r>
         <w:rPr>
           <w:rFonts w:asciiTheme="majorHAnsi" w:hAnsiTheme="majorHAnsi" w:cstheme="majorHAnsi"/>
         </w:rPr>
         <w:t xml:space="preserve"> + </w:t>
       </w:r>
+      <w:proofErr w:type="spellStart"/>
       <w:r>
         <w:rPr>
           <w:rFonts w:asciiTheme="majorHAnsi" w:hAnsiTheme="majorHAnsi" w:cstheme="majorHAnsi"/>
         </w:rPr>
         <w:t>三路召回</w:t>
       </w:r>
+      <w:proofErr w:type="spellEnd"/>
       <w:r>
         <w:rPr>
           <w:rFonts w:asciiTheme="majorHAnsi" w:hAnsiTheme="majorHAnsi" w:cstheme="majorHAnsi"/>
         </w:rPr>
         <w:t xml:space="preserve"> + </w:t>
       </w:r>
+      <w:proofErr w:type="spellStart"/>
       <w:r>
         <w:rPr>
           <w:rFonts w:asciiTheme="majorHAnsi" w:hAnsiTheme="majorHAnsi" w:cstheme="majorHAnsi"/>
         </w:rPr>
         <w:t>多角色</w:t>
       </w:r>
-      <w:r>
-        <w:rPr>
-          <w:rFonts w:asciiTheme="majorHAnsi" w:hAnsiTheme="majorHAnsi" w:cstheme="majorHAnsi"/>
-        </w:rPr>
-        <w:t xml:space="preserve"> critic</w:t>
-      </w:r>
-      <w:r>
-        <w:rPr>
-          <w:rFonts w:asciiTheme="majorHAnsi" w:hAnsiTheme="majorHAnsi" w:cstheme="majorHAnsi"/>
-        </w:rPr>
-        <w:t>，提供了很好的升级底座。</w:t>
+      <w:proofErr w:type="spellEnd"/>
+      <w:r>
+        <w:rPr>
+          <w:rFonts w:asciiTheme="majorHAnsi" w:hAnsiTheme="majorHAnsi" w:cstheme="majorHAnsi"/>
+        </w:rPr>
+        <w:t xml:space="preserve"> </w:t>
+      </w:r>
+      <w:proofErr w:type="spellStart"/>
+      <w:r>
+        <w:rPr>
+          <w:rFonts w:asciiTheme="majorHAnsi" w:hAnsiTheme="majorHAnsi" w:cstheme="majorHAnsi"/>
+        </w:rPr>
+        <w:t>critic</w:t>
+      </w:r>
+      <w:r>
+        <w:rPr>
+          <w:rFonts w:asciiTheme="majorHAnsi" w:hAnsiTheme="majorHAnsi" w:cstheme="majorHAnsi"/>
+        </w:rPr>
+        <w:t>，提供了很好的升级底座</w:t>
+      </w:r>
+      <w:proofErr w:type="spellEnd"/>
+      <w:r>
+        <w:rPr>
+          <w:rFonts w:asciiTheme="majorHAnsi" w:hAnsiTheme="majorHAnsi" w:cstheme="majorHAnsi"/>
+        </w:rPr>
+        <w:t>。</w:t>
       </w:r>
     </w:p>
     <w:p>
       <w:pPr>
-        <w:pStyle w:val="a0"/>
+        <w:pStyle w:val="ListBullet"/>
         <w:rPr>
           <w:rFonts w:asciiTheme="majorHAnsi" w:hAnsiTheme="majorHAnsi" w:cstheme="majorHAnsi"/>
         </w:rPr>
       </w:pPr>
+      <w:proofErr w:type="spellStart"/>
       <w:r>
         <w:rPr>
           <w:rFonts w:asciiTheme="majorHAnsi" w:hAnsiTheme="majorHAnsi" w:cstheme="majorHAnsi"/>
         </w:rPr>
         <w:t>它天然适合</w:t>
       </w:r>
+      <w:proofErr w:type="spellEnd"/>
       <w:r>
         <w:rPr>
           <w:rFonts w:asciiTheme="majorHAnsi" w:hAnsiTheme="majorHAnsi" w:cstheme="majorHAnsi"/>
         </w:rPr>
         <w:t xml:space="preserve"> heavy human-in-the-loop </w:t>
       </w:r>
-      <w:r>
-        <w:rPr>
-          <w:rFonts w:asciiTheme="majorHAnsi" w:hAnsiTheme="majorHAnsi" w:cstheme="majorHAnsi"/>
-        </w:rPr>
-        <w:t>的科研协作方式。</w:t>
+      <w:proofErr w:type="spellStart"/>
+      <w:r>
+        <w:rPr>
+          <w:rFonts w:asciiTheme="majorHAnsi" w:hAnsiTheme="majorHAnsi" w:cstheme="majorHAnsi"/>
+        </w:rPr>
+        <w:t>的科研协作方式</w:t>
+      </w:r>
+      <w:proofErr w:type="spellEnd"/>
+      <w:r>
+        <w:rPr>
+          <w:rFonts w:asciiTheme="majorHAnsi" w:hAnsiTheme="majorHAnsi" w:cstheme="majorHAnsi"/>
+        </w:rPr>
+        <w:t>。</w:t>
       </w:r>
     </w:p>
     <w:p>
       <w:pPr>
-        <w:pStyle w:val="1"/>
+        <w:pStyle w:val="Heading1"/>
         <w:rPr>
           <w:rFonts w:cstheme="majorHAnsi"/>
         </w:rPr>
@@ -2201,12 +2768,14 @@
         </w:rPr>
         <w:t xml:space="preserve">8. </w:t>
       </w:r>
+      <w:proofErr w:type="spellStart"/>
       <w:r>
         <w:rPr>
           <w:rFonts w:ascii="微软雅黑" w:eastAsia="微软雅黑" w:hAnsi="微软雅黑" w:cs="微软雅黑" w:hint="eastAsia"/>
         </w:rPr>
         <w:t>结论</w:t>
       </w:r>
+      <w:proofErr w:type="spellEnd"/>
     </w:p>
     <w:p>
       <w:pPr>
@@ -2214,12 +2783,14 @@
           <w:rFonts w:asciiTheme="majorHAnsi" w:hAnsiTheme="majorHAnsi" w:cstheme="majorHAnsi"/>
         </w:rPr>
       </w:pPr>
+      <w:proofErr w:type="spellStart"/>
       <w:r>
         <w:rPr>
           <w:rFonts w:asciiTheme="majorHAnsi" w:hAnsiTheme="majorHAnsi" w:cstheme="majorHAnsi"/>
         </w:rPr>
         <w:t>对本次</w:t>
       </w:r>
+      <w:proofErr w:type="spellEnd"/>
       <w:r>
         <w:rPr>
           <w:rFonts w:asciiTheme="majorHAnsi" w:hAnsiTheme="majorHAnsi" w:cstheme="majorHAnsi"/>
@@ -2238,6 +2809,7 @@
         </w:rPr>
         <w:t xml:space="preserve">Idea2Paper </w:t>
       </w:r>
+      <w:proofErr w:type="gramStart"/>
       <w:r>
         <w:rPr>
           <w:rFonts w:asciiTheme="majorHAnsi" w:hAnsiTheme="majorHAnsi" w:cstheme="majorHAnsi"/>
@@ -2250,12 +2822,14 @@
         </w:rPr>
         <w:t>“</w:t>
       </w:r>
+      <w:proofErr w:type="spellStart"/>
       <w:r>
         <w:rPr>
           <w:rFonts w:asciiTheme="majorHAnsi" w:hAnsiTheme="majorHAnsi" w:cstheme="majorHAnsi"/>
         </w:rPr>
         <w:t>自动写出能投的论文</w:t>
       </w:r>
+      <w:proofErr w:type="spellEnd"/>
       <w:r>
         <w:rPr>
           <w:rFonts w:asciiTheme="majorHAnsi" w:hAnsiTheme="majorHAnsi" w:cstheme="majorHAnsi"/>
@@ -2266,7 +2840,14 @@
         <w:rPr>
           <w:rFonts w:asciiTheme="majorHAnsi" w:hAnsiTheme="majorHAnsi" w:cstheme="majorHAnsi"/>
         </w:rPr>
-        <w:t>，而是</w:t>
+        <w:t>，</w:t>
+      </w:r>
+      <w:proofErr w:type="spellStart"/>
+      <w:r>
+        <w:rPr>
+          <w:rFonts w:asciiTheme="majorHAnsi" w:hAnsiTheme="majorHAnsi" w:cstheme="majorHAnsi"/>
+        </w:rPr>
+        <w:t>而是</w:t>
       </w:r>
       <w:r>
         <w:rPr>
@@ -2274,24 +2855,29 @@
         </w:rPr>
         <w:t>“</w:t>
       </w:r>
+      <w:proofErr w:type="gramEnd"/>
       <w:r>
         <w:rPr>
           <w:rFonts w:asciiTheme="majorHAnsi" w:hAnsiTheme="majorHAnsi" w:cstheme="majorHAnsi"/>
         </w:rPr>
         <w:t>一个值得认真研究、可以直接试用、并值得继续升级的科研</w:t>
       </w:r>
+      <w:proofErr w:type="spellEnd"/>
       <w:r>
         <w:rPr>
           <w:rFonts w:asciiTheme="majorHAnsi" w:hAnsiTheme="majorHAnsi" w:cstheme="majorHAnsi"/>
         </w:rPr>
         <w:t xml:space="preserve"> agent </w:t>
       </w:r>
+      <w:proofErr w:type="spellStart"/>
+      <w:proofErr w:type="gramStart"/>
       <w:r>
         <w:rPr>
           <w:rFonts w:asciiTheme="majorHAnsi" w:hAnsiTheme="majorHAnsi" w:cstheme="majorHAnsi"/>
         </w:rPr>
         <w:t>原型系统</w:t>
       </w:r>
+      <w:proofErr w:type="spellEnd"/>
       <w:r>
         <w:rPr>
           <w:rFonts w:asciiTheme="majorHAnsi" w:hAnsiTheme="majorHAnsi" w:cstheme="majorHAnsi"/>
@@ -2304,64 +2890,77 @@
         </w:rPr>
         <w:t>。</w:t>
       </w:r>
+      <w:proofErr w:type="gramEnd"/>
     </w:p>
     <w:p>
       <w:pPr>
         <w:rPr>
+          <w:rFonts w:asciiTheme="majorHAnsi" w:hAnsiTheme="majorHAnsi" w:cstheme="majorHAnsi"/>
+          <w:lang w:eastAsia="zh-CN"/>
+        </w:rPr>
+      </w:pPr>
+      <w:proofErr w:type="spellStart"/>
+      <w:r>
+        <w:rPr>
+          <w:rFonts w:asciiTheme="majorHAnsi" w:hAnsiTheme="majorHAnsi" w:cstheme="majorHAnsi"/>
+        </w:rPr>
+        <w:t>建议把它当作：科研加速器</w:t>
+      </w:r>
+      <w:proofErr w:type="spellEnd"/>
+      <w:r>
+        <w:rPr>
+          <w:rFonts w:asciiTheme="majorHAnsi" w:hAnsiTheme="majorHAnsi" w:cstheme="majorHAnsi"/>
+        </w:rPr>
+        <w:t xml:space="preserve"> + </w:t>
+      </w:r>
+      <w:proofErr w:type="spellStart"/>
+      <w:r>
+        <w:rPr>
+          <w:rFonts w:asciiTheme="majorHAnsi" w:hAnsiTheme="majorHAnsi" w:cstheme="majorHAnsi"/>
+        </w:rPr>
+        <w:t>自动化科研系统底座，而不是当作已经成熟的</w:t>
+      </w:r>
+      <w:proofErr w:type="spellEnd"/>
+      <w:r>
+        <w:rPr>
+          <w:rFonts w:asciiTheme="majorHAnsi" w:hAnsiTheme="majorHAnsi" w:cstheme="majorHAnsi"/>
+        </w:rPr>
+        <w:t xml:space="preserve"> autonomous scientist</w:t>
+      </w:r>
+      <w:r>
+        <w:rPr>
+          <w:rFonts w:asciiTheme="majorHAnsi" w:hAnsiTheme="majorHAnsi" w:cstheme="majorHAnsi"/>
+        </w:rPr>
+        <w:t>。</w:t>
+      </w:r>
+      <w:r>
+        <w:rPr>
           <w:rFonts w:asciiTheme="majorHAnsi" w:hAnsiTheme="majorHAnsi" w:cstheme="majorHAnsi" w:hint="eastAsia"/>
           <w:lang w:eastAsia="zh-CN"/>
         </w:rPr>
-      </w:pPr>
-      <w:r>
-        <w:rPr>
-          <w:rFonts w:asciiTheme="majorHAnsi" w:hAnsiTheme="majorHAnsi" w:cstheme="majorHAnsi"/>
-        </w:rPr>
-        <w:t>建议把它当作：科研加速器</w:t>
-      </w:r>
-      <w:r>
-        <w:rPr>
-          <w:rFonts w:asciiTheme="majorHAnsi" w:hAnsiTheme="majorHAnsi" w:cstheme="majorHAnsi"/>
-        </w:rPr>
-        <w:t xml:space="preserve"> + </w:t>
-      </w:r>
-      <w:r>
-        <w:rPr>
-          <w:rFonts w:asciiTheme="majorHAnsi" w:hAnsiTheme="majorHAnsi" w:cstheme="majorHAnsi"/>
-        </w:rPr>
-        <w:t>自动化科研系统底座，而不是当作已经成熟的</w:t>
-      </w:r>
-      <w:r>
-        <w:rPr>
-          <w:rFonts w:asciiTheme="majorHAnsi" w:hAnsiTheme="majorHAnsi" w:cstheme="majorHAnsi"/>
-        </w:rPr>
-        <w:t xml:space="preserve"> autonomous scientist</w:t>
-      </w:r>
-      <w:r>
-        <w:rPr>
-          <w:rFonts w:asciiTheme="majorHAnsi" w:hAnsiTheme="majorHAnsi" w:cstheme="majorHAnsi"/>
-        </w:rPr>
-        <w:t>。</w:t>
+        <w:t>然后在当前基础上搭建额外模块，让他逐步接近</w:t>
+      </w:r>
+      <w:r>
+        <w:rPr>
+          <w:rFonts w:asciiTheme="majorHAnsi" w:hAnsiTheme="majorHAnsi" w:cstheme="majorHAnsi"/>
+          <w:lang w:eastAsia="zh-CN"/>
+        </w:rPr>
+        <w:t>’</w:t>
       </w:r>
       <w:r>
         <w:rPr>
           <w:rFonts w:asciiTheme="majorHAnsi" w:hAnsiTheme="majorHAnsi" w:cstheme="majorHAnsi" w:hint="eastAsia"/>
           <w:lang w:eastAsia="zh-CN"/>
         </w:rPr>
-        <w:t>然后在当前基础上搭建额外模块，让他逐步接近</w:t>
-      </w:r>
-      <w:r>
-        <w:rPr>
-          <w:rFonts w:asciiTheme="majorHAnsi" w:hAnsiTheme="majorHAnsi" w:cstheme="majorHAnsi"/>
-          <w:lang w:eastAsia="zh-CN"/>
-        </w:rPr>
-        <w:t>’</w:t>
-      </w:r>
+        <w:t xml:space="preserve">autonomous </w:t>
+      </w:r>
+      <w:proofErr w:type="gramStart"/>
       <w:r>
         <w:rPr>
           <w:rFonts w:asciiTheme="majorHAnsi" w:hAnsiTheme="majorHAnsi" w:cstheme="majorHAnsi" w:hint="eastAsia"/>
           <w:lang w:eastAsia="zh-CN"/>
         </w:rPr>
-        <w:t>autonomous scientist</w:t>
+        <w:t>scientist</w:t>
       </w:r>
       <w:r>
         <w:rPr>
@@ -2377,6 +2976,7 @@
         </w:rPr>
         <w:t>。</w:t>
       </w:r>
+      <w:proofErr w:type="gramEnd"/>
       <w:r>
         <w:rPr>
           <w:rFonts w:asciiTheme="majorHAnsi" w:hAnsiTheme="majorHAnsi" w:cstheme="majorHAnsi" w:hint="eastAsia"/>
@@ -2502,7 +3102,7 @@
     <w:lvl w:ilvl="0">
       <w:start w:val="1"/>
       <w:numFmt w:val="decimal"/>
-      <w:pStyle w:val="3"/>
+      <w:pStyle w:val="ListNumber3"/>
       <w:lvlText w:val="%1."/>
       <w:lvlJc w:val="left"/>
       <w:pPr>
@@ -2520,7 +3120,7 @@
     <w:lvl w:ilvl="0">
       <w:start w:val="1"/>
       <w:numFmt w:val="decimal"/>
-      <w:pStyle w:val="2"/>
+      <w:pStyle w:val="ListNumber2"/>
       <w:lvlText w:val="%1."/>
       <w:lvlJc w:val="left"/>
       <w:pPr>
@@ -2558,7 +3158,7 @@
     <w:lvl w:ilvl="0">
       <w:start w:val="1"/>
       <w:numFmt w:val="bullet"/>
-      <w:pStyle w:val="30"/>
+      <w:pStyle w:val="ListBullet3"/>
       <w:lvlText w:val=""/>
       <w:lvlJc w:val="left"/>
       <w:pPr>
@@ -2579,7 +3179,7 @@
     <w:lvl w:ilvl="0">
       <w:start w:val="1"/>
       <w:numFmt w:val="bullet"/>
-      <w:pStyle w:val="20"/>
+      <w:pStyle w:val="ListBullet2"/>
       <w:lvlText w:val=""/>
       <w:lvlJc w:val="left"/>
       <w:pPr>
@@ -2600,7 +3200,7 @@
     <w:lvl w:ilvl="0">
       <w:start w:val="1"/>
       <w:numFmt w:val="decimal"/>
-      <w:pStyle w:val="a"/>
+      <w:pStyle w:val="ListNumber"/>
       <w:lvlText w:val="%1."/>
       <w:lvlJc w:val="left"/>
       <w:pPr>
@@ -2618,7 +3218,7 @@
     <w:lvl w:ilvl="0">
       <w:start w:val="1"/>
       <w:numFmt w:val="bullet"/>
-      <w:pStyle w:val="a0"/>
+      <w:pStyle w:val="ListBullet"/>
       <w:lvlText w:val=""/>
       <w:lvlJc w:val="left"/>
       <w:pPr>
@@ -3048,7 +3648,7 @@
     <w:lsdException w:name="Unresolved Mention" w:semiHidden="1" w:unhideWhenUsed="1"/>
     <w:lsdException w:name="Smart Link" w:semiHidden="1" w:unhideWhenUsed="1"/>
   </w:latentStyles>
-  <w:style w:type="paragraph" w:default="1" w:styleId="a1">
+  <w:style w:type="paragraph" w:default="1" w:styleId="Normal">
     <w:name w:val="Normal"/>
     <w:qFormat/>
     <w:rsid w:val="00FC693F"/>
@@ -3056,11 +3656,11 @@
       <w:rFonts w:ascii="Calibri" w:eastAsia="微软雅黑" w:hAnsi="Calibri"/>
     </w:rPr>
   </w:style>
-  <w:style w:type="paragraph" w:styleId="1">
+  <w:style w:type="paragraph" w:styleId="Heading1">
     <w:name w:val="heading 1"/>
-    <w:basedOn w:val="a1"/>
-    <w:next w:val="a1"/>
-    <w:link w:val="10"/>
+    <w:basedOn w:val="Normal"/>
+    <w:next w:val="Normal"/>
+    <w:link w:val="Heading1Char"/>
     <w:uiPriority w:val="9"/>
     <w:qFormat/>
     <w:rsid w:val="00FC693F"/>
@@ -3079,11 +3679,11 @@
       <w:szCs w:val="28"/>
     </w:rPr>
   </w:style>
-  <w:style w:type="paragraph" w:styleId="21">
+  <w:style w:type="paragraph" w:styleId="Heading2">
     <w:name w:val="heading 2"/>
-    <w:basedOn w:val="a1"/>
-    <w:next w:val="a1"/>
-    <w:link w:val="22"/>
+    <w:basedOn w:val="Normal"/>
+    <w:next w:val="Normal"/>
+    <w:link w:val="Heading2Char"/>
     <w:uiPriority w:val="9"/>
     <w:unhideWhenUsed/>
     <w:qFormat/>
@@ -3103,11 +3703,11 @@
       <w:szCs w:val="26"/>
     </w:rPr>
   </w:style>
-  <w:style w:type="paragraph" w:styleId="31">
+  <w:style w:type="paragraph" w:styleId="Heading3">
     <w:name w:val="heading 3"/>
-    <w:basedOn w:val="a1"/>
-    <w:next w:val="a1"/>
-    <w:link w:val="32"/>
+    <w:basedOn w:val="Normal"/>
+    <w:next w:val="Normal"/>
+    <w:link w:val="Heading3Char"/>
     <w:uiPriority w:val="9"/>
     <w:unhideWhenUsed/>
     <w:qFormat/>
@@ -3125,11 +3725,11 @@
       <w:color w:val="4F81BD" w:themeColor="accent1"/>
     </w:rPr>
   </w:style>
-  <w:style w:type="paragraph" w:styleId="4">
+  <w:style w:type="paragraph" w:styleId="Heading4">
     <w:name w:val="heading 4"/>
-    <w:basedOn w:val="a1"/>
-    <w:next w:val="a1"/>
-    <w:link w:val="40"/>
+    <w:basedOn w:val="Normal"/>
+    <w:next w:val="Normal"/>
+    <w:link w:val="Heading4Char"/>
     <w:uiPriority w:val="9"/>
     <w:semiHidden/>
     <w:unhideWhenUsed/>
@@ -3150,11 +3750,11 @@
       <w:color w:val="4F81BD" w:themeColor="accent1"/>
     </w:rPr>
   </w:style>
-  <w:style w:type="paragraph" w:styleId="5">
+  <w:style w:type="paragraph" w:styleId="Heading5">
     <w:name w:val="heading 5"/>
-    <w:basedOn w:val="a1"/>
-    <w:next w:val="a1"/>
-    <w:link w:val="50"/>
+    <w:basedOn w:val="Normal"/>
+    <w:next w:val="Normal"/>
+    <w:link w:val="Heading5Char"/>
     <w:uiPriority w:val="9"/>
     <w:semiHidden/>
     <w:unhideWhenUsed/>
@@ -3171,11 +3771,11 @@
       <w:color w:val="243F60" w:themeColor="accent1" w:themeShade="7F"/>
     </w:rPr>
   </w:style>
-  <w:style w:type="paragraph" w:styleId="6">
+  <w:style w:type="paragraph" w:styleId="Heading6">
     <w:name w:val="heading 6"/>
-    <w:basedOn w:val="a1"/>
-    <w:next w:val="a1"/>
-    <w:link w:val="60"/>
+    <w:basedOn w:val="Normal"/>
+    <w:next w:val="Normal"/>
+    <w:link w:val="Heading6Char"/>
     <w:uiPriority w:val="9"/>
     <w:semiHidden/>
     <w:unhideWhenUsed/>
@@ -3194,11 +3794,11 @@
       <w:color w:val="243F60" w:themeColor="accent1" w:themeShade="7F"/>
     </w:rPr>
   </w:style>
-  <w:style w:type="paragraph" w:styleId="7">
+  <w:style w:type="paragraph" w:styleId="Heading7">
     <w:name w:val="heading 7"/>
-    <w:basedOn w:val="a1"/>
-    <w:next w:val="a1"/>
-    <w:link w:val="70"/>
+    <w:basedOn w:val="Normal"/>
+    <w:next w:val="Normal"/>
+    <w:link w:val="Heading7Char"/>
     <w:uiPriority w:val="9"/>
     <w:semiHidden/>
     <w:unhideWhenUsed/>
@@ -3217,11 +3817,11 @@
       <w:color w:val="404040" w:themeColor="text1" w:themeTint="BF"/>
     </w:rPr>
   </w:style>
-  <w:style w:type="paragraph" w:styleId="8">
+  <w:style w:type="paragraph" w:styleId="Heading8">
     <w:name w:val="heading 8"/>
-    <w:basedOn w:val="a1"/>
-    <w:next w:val="a1"/>
-    <w:link w:val="80"/>
+    <w:basedOn w:val="Normal"/>
+    <w:next w:val="Normal"/>
+    <w:link w:val="Heading8Char"/>
     <w:uiPriority w:val="9"/>
     <w:semiHidden/>
     <w:unhideWhenUsed/>
@@ -3240,11 +3840,11 @@
       <w:szCs w:val="20"/>
     </w:rPr>
   </w:style>
-  <w:style w:type="paragraph" w:styleId="9">
+  <w:style w:type="paragraph" w:styleId="Heading9">
     <w:name w:val="heading 9"/>
-    <w:basedOn w:val="a1"/>
-    <w:next w:val="a1"/>
-    <w:link w:val="90"/>
+    <w:basedOn w:val="Normal"/>
+    <w:next w:val="Normal"/>
+    <w:link w:val="Heading9Char"/>
     <w:uiPriority w:val="9"/>
     <w:semiHidden/>
     <w:unhideWhenUsed/>
@@ -3265,12 +3865,13 @@
       <w:szCs w:val="20"/>
     </w:rPr>
   </w:style>
-  <w:style w:type="character" w:default="1" w:styleId="a2">
+  <w:style w:type="character" w:default="1" w:styleId="DefaultParagraphFont">
     <w:name w:val="Default Paragraph Font"/>
     <w:uiPriority w:val="1"/>
+    <w:semiHidden/>
     <w:unhideWhenUsed/>
   </w:style>
-  <w:style w:type="table" w:default="1" w:styleId="a3">
+  <w:style w:type="table" w:default="1" w:styleId="TableNormal">
     <w:name w:val="Normal Table"/>
     <w:uiPriority w:val="99"/>
     <w:semiHidden/>
@@ -3285,16 +3886,16 @@
       </w:tblCellMar>
     </w:tblPr>
   </w:style>
-  <w:style w:type="numbering" w:default="1" w:styleId="a4">
+  <w:style w:type="numbering" w:default="1" w:styleId="NoList">
     <w:name w:val="No List"/>
     <w:uiPriority w:val="99"/>
     <w:semiHidden/>
     <w:unhideWhenUsed/>
   </w:style>
-  <w:style w:type="paragraph" w:styleId="a5">
+  <w:style w:type="paragraph" w:styleId="Header">
     <w:name w:val="header"/>
-    <w:basedOn w:val="a1"/>
-    <w:link w:val="a6"/>
+    <w:basedOn w:val="Normal"/>
+    <w:link w:val="HeaderChar"/>
     <w:uiPriority w:val="99"/>
     <w:unhideWhenUsed/>
     <w:rsid w:val="00E618BF"/>
@@ -3306,17 +3907,17 @@
       <w:spacing w:after="0" w:line="240" w:lineRule="auto"/>
     </w:pPr>
   </w:style>
-  <w:style w:type="character" w:customStyle="1" w:styleId="a6">
-    <w:name w:val="页眉 字符"/>
-    <w:basedOn w:val="a2"/>
-    <w:link w:val="a5"/>
+  <w:style w:type="character" w:customStyle="1" w:styleId="HeaderChar">
+    <w:name w:val="Header Char"/>
+    <w:basedOn w:val="DefaultParagraphFont"/>
+    <w:link w:val="Header"/>
     <w:uiPriority w:val="99"/>
     <w:rsid w:val="00E618BF"/>
   </w:style>
-  <w:style w:type="paragraph" w:styleId="a7">
+  <w:style w:type="paragraph" w:styleId="Footer">
     <w:name w:val="footer"/>
-    <w:basedOn w:val="a1"/>
-    <w:link w:val="a8"/>
+    <w:basedOn w:val="Normal"/>
+    <w:link w:val="FooterChar"/>
     <w:uiPriority w:val="99"/>
     <w:unhideWhenUsed/>
     <w:rsid w:val="00E618BF"/>
@@ -3328,14 +3929,14 @@
       <w:spacing w:after="0" w:line="240" w:lineRule="auto"/>
     </w:pPr>
   </w:style>
-  <w:style w:type="character" w:customStyle="1" w:styleId="a8">
-    <w:name w:val="页脚 字符"/>
-    <w:basedOn w:val="a2"/>
-    <w:link w:val="a7"/>
+  <w:style w:type="character" w:customStyle="1" w:styleId="FooterChar">
+    <w:name w:val="Footer Char"/>
+    <w:basedOn w:val="DefaultParagraphFont"/>
+    <w:link w:val="Footer"/>
     <w:uiPriority w:val="99"/>
     <w:rsid w:val="00E618BF"/>
   </w:style>
-  <w:style w:type="paragraph" w:styleId="a9">
+  <w:style w:type="paragraph" w:styleId="NoSpacing">
     <w:name w:val="No Spacing"/>
     <w:uiPriority w:val="1"/>
     <w:qFormat/>
@@ -3344,10 +3945,10 @@
       <w:spacing w:after="0" w:line="240" w:lineRule="auto"/>
     </w:pPr>
   </w:style>
-  <w:style w:type="character" w:customStyle="1" w:styleId="10">
-    <w:name w:val="标题 1 字符"/>
-    <w:basedOn w:val="a2"/>
-    <w:link w:val="1"/>
+  <w:style w:type="character" w:customStyle="1" w:styleId="Heading1Char">
+    <w:name w:val="Heading 1 Char"/>
+    <w:basedOn w:val="DefaultParagraphFont"/>
+    <w:link w:val="Heading1"/>
     <w:uiPriority w:val="9"/>
     <w:rsid w:val="00FC693F"/>
     <w:rPr>
@@ -3359,10 +3960,10 @@
       <w:szCs w:val="28"/>
     </w:rPr>
   </w:style>
-  <w:style w:type="character" w:customStyle="1" w:styleId="22">
-    <w:name w:val="标题 2 字符"/>
-    <w:basedOn w:val="a2"/>
-    <w:link w:val="21"/>
+  <w:style w:type="character" w:customStyle="1" w:styleId="Heading2Char">
+    <w:name w:val="Heading 2 Char"/>
+    <w:basedOn w:val="DefaultParagraphFont"/>
+    <w:link w:val="Heading2"/>
     <w:uiPriority w:val="9"/>
     <w:rsid w:val="00FC693F"/>
     <w:rPr>
@@ -3374,10 +3975,10 @@
       <w:szCs w:val="26"/>
     </w:rPr>
   </w:style>
-  <w:style w:type="character" w:customStyle="1" w:styleId="32">
-    <w:name w:val="标题 3 字符"/>
-    <w:basedOn w:val="a2"/>
-    <w:link w:val="31"/>
+  <w:style w:type="character" w:customStyle="1" w:styleId="Heading3Char">
+    <w:name w:val="Heading 3 Char"/>
+    <w:basedOn w:val="DefaultParagraphFont"/>
+    <w:link w:val="Heading3"/>
     <w:uiPriority w:val="9"/>
     <w:rsid w:val="00FC693F"/>
     <w:rPr>
@@ -3387,11 +3988,11 @@
       <w:color w:val="4F81BD" w:themeColor="accent1"/>
     </w:rPr>
   </w:style>
-  <w:style w:type="paragraph" w:styleId="aa">
+  <w:style w:type="paragraph" w:styleId="Title">
     <w:name w:val="Title"/>
-    <w:basedOn w:val="a1"/>
-    <w:next w:val="a1"/>
-    <w:link w:val="ab"/>
+    <w:basedOn w:val="Normal"/>
+    <w:next w:val="Normal"/>
+    <w:link w:val="TitleChar"/>
     <w:uiPriority w:val="10"/>
     <w:qFormat/>
     <w:rsid w:val="00FC693F"/>
@@ -3411,10 +4012,10 @@
       <w:szCs w:val="52"/>
     </w:rPr>
   </w:style>
-  <w:style w:type="character" w:customStyle="1" w:styleId="ab">
-    <w:name w:val="标题 字符"/>
-    <w:basedOn w:val="a2"/>
-    <w:link w:val="aa"/>
+  <w:style w:type="character" w:customStyle="1" w:styleId="TitleChar">
+    <w:name w:val="Title Char"/>
+    <w:basedOn w:val="DefaultParagraphFont"/>
+    <w:link w:val="Title"/>
     <w:uiPriority w:val="10"/>
     <w:rsid w:val="00FC693F"/>
     <w:rPr>
@@ -3426,11 +4027,11 @@
       <w:szCs w:val="52"/>
     </w:rPr>
   </w:style>
-  <w:style w:type="paragraph" w:styleId="ac">
+  <w:style w:type="paragraph" w:styleId="Subtitle">
     <w:name w:val="Subtitle"/>
-    <w:basedOn w:val="a1"/>
-    <w:next w:val="a1"/>
-    <w:link w:val="ad"/>
+    <w:basedOn w:val="Normal"/>
+    <w:next w:val="Normal"/>
+    <w:link w:val="SubtitleChar"/>
     <w:uiPriority w:val="11"/>
     <w:qFormat/>
     <w:rsid w:val="00FC693F"/>
@@ -3449,10 +4050,10 @@
       <w:szCs w:val="24"/>
     </w:rPr>
   </w:style>
-  <w:style w:type="character" w:customStyle="1" w:styleId="ad">
-    <w:name w:val="副标题 字符"/>
-    <w:basedOn w:val="a2"/>
-    <w:link w:val="ac"/>
+  <w:style w:type="character" w:customStyle="1" w:styleId="SubtitleChar">
+    <w:name w:val="Subtitle Char"/>
+    <w:basedOn w:val="DefaultParagraphFont"/>
+    <w:link w:val="Subtitle"/>
     <w:uiPriority w:val="11"/>
     <w:rsid w:val="00FC693F"/>
     <w:rPr>
@@ -3465,9 +4066,9 @@
       <w:szCs w:val="24"/>
     </w:rPr>
   </w:style>
-  <w:style w:type="paragraph" w:styleId="ae">
+  <w:style w:type="paragraph" w:styleId="ListParagraph">
     <w:name w:val="List Paragraph"/>
-    <w:basedOn w:val="a1"/>
+    <w:basedOn w:val="Normal"/>
     <w:uiPriority w:val="34"/>
     <w:qFormat/>
     <w:rsid w:val="00FC693F"/>
@@ -3476,10 +4077,10 @@
       <w:contextualSpacing/>
     </w:pPr>
   </w:style>
-  <w:style w:type="paragraph" w:styleId="af">
+  <w:style w:type="paragraph" w:styleId="BodyText">
     <w:name w:val="Body Text"/>
-    <w:basedOn w:val="a1"/>
-    <w:link w:val="af0"/>
+    <w:basedOn w:val="Normal"/>
+    <w:link w:val="BodyTextChar"/>
     <w:uiPriority w:val="99"/>
     <w:unhideWhenUsed/>
     <w:rsid w:val="00AA1D8D"/>
@@ -3487,17 +4088,17 @@
       <w:spacing w:after="120"/>
     </w:pPr>
   </w:style>
-  <w:style w:type="character" w:customStyle="1" w:styleId="af0">
-    <w:name w:val="正文文本 字符"/>
-    <w:basedOn w:val="a2"/>
-    <w:link w:val="af"/>
+  <w:style w:type="character" w:customStyle="1" w:styleId="BodyTextChar">
+    <w:name w:val="Body Text Char"/>
+    <w:basedOn w:val="DefaultParagraphFont"/>
+    <w:link w:val="BodyText"/>
     <w:uiPriority w:val="99"/>
     <w:rsid w:val="00AA1D8D"/>
   </w:style>
-  <w:style w:type="paragraph" w:styleId="23">
+  <w:style w:type="paragraph" w:styleId="BodyText2">
     <w:name w:val="Body Text 2"/>
-    <w:basedOn w:val="a1"/>
-    <w:link w:val="24"/>
+    <w:basedOn w:val="Normal"/>
+    <w:link w:val="BodyText2Char"/>
     <w:uiPriority w:val="99"/>
     <w:unhideWhenUsed/>
     <w:rsid w:val="00AA1D8D"/>
@@ -3505,17 +4106,17 @@
       <w:spacing w:after="120" w:line="480" w:lineRule="auto"/>
     </w:pPr>
   </w:style>
-  <w:style w:type="character" w:customStyle="1" w:styleId="24">
-    <w:name w:val="正文文本 2 字符"/>
-    <w:basedOn w:val="a2"/>
-    <w:link w:val="23"/>
+  <w:style w:type="character" w:customStyle="1" w:styleId="BodyText2Char">
+    <w:name w:val="Body Text 2 Char"/>
+    <w:basedOn w:val="DefaultParagraphFont"/>
+    <w:link w:val="BodyText2"/>
     <w:uiPriority w:val="99"/>
     <w:rsid w:val="00AA1D8D"/>
   </w:style>
-  <w:style w:type="paragraph" w:styleId="33">
+  <w:style w:type="paragraph" w:styleId="BodyText3">
     <w:name w:val="Body Text 3"/>
-    <w:basedOn w:val="a1"/>
-    <w:link w:val="34"/>
+    <w:basedOn w:val="Normal"/>
+    <w:link w:val="BodyText3Char"/>
     <w:uiPriority w:val="99"/>
     <w:unhideWhenUsed/>
     <w:rsid w:val="00AA1D8D"/>
@@ -3527,10 +4128,10 @@
       <w:szCs w:val="16"/>
     </w:rPr>
   </w:style>
-  <w:style w:type="character" w:customStyle="1" w:styleId="34">
-    <w:name w:val="正文文本 3 字符"/>
-    <w:basedOn w:val="a2"/>
-    <w:link w:val="33"/>
+  <w:style w:type="character" w:customStyle="1" w:styleId="BodyText3Char">
+    <w:name w:val="Body Text 3 Char"/>
+    <w:basedOn w:val="DefaultParagraphFont"/>
+    <w:link w:val="BodyText3"/>
     <w:uiPriority w:val="99"/>
     <w:rsid w:val="00AA1D8D"/>
     <w:rPr>
@@ -3538,9 +4139,9 @@
       <w:szCs w:val="16"/>
     </w:rPr>
   </w:style>
-  <w:style w:type="paragraph" w:styleId="af1">
+  <w:style w:type="paragraph" w:styleId="List">
     <w:name w:val="List"/>
-    <w:basedOn w:val="a1"/>
+    <w:basedOn w:val="Normal"/>
     <w:uiPriority w:val="99"/>
     <w:unhideWhenUsed/>
     <w:rsid w:val="00AA1D8D"/>
@@ -3549,9 +4150,9 @@
       <w:contextualSpacing/>
     </w:pPr>
   </w:style>
-  <w:style w:type="paragraph" w:styleId="25">
+  <w:style w:type="paragraph" w:styleId="List2">
     <w:name w:val="List 2"/>
-    <w:basedOn w:val="a1"/>
+    <w:basedOn w:val="Normal"/>
     <w:uiPriority w:val="99"/>
     <w:unhideWhenUsed/>
     <w:rsid w:val="00326F90"/>
@@ -3560,9 +4161,9 @@
       <w:contextualSpacing/>
     </w:pPr>
   </w:style>
-  <w:style w:type="paragraph" w:styleId="35">
+  <w:style w:type="paragraph" w:styleId="List3">
     <w:name w:val="List 3"/>
-    <w:basedOn w:val="a1"/>
+    <w:basedOn w:val="Normal"/>
     <w:uiPriority w:val="99"/>
     <w:unhideWhenUsed/>
     <w:rsid w:val="00326F90"/>
@@ -3571,9 +4172,9 @@
       <w:contextualSpacing/>
     </w:pPr>
   </w:style>
-  <w:style w:type="paragraph" w:styleId="a0">
+  <w:style w:type="paragraph" w:styleId="ListBullet">
     <w:name w:val="List Bullet"/>
-    <w:basedOn w:val="a1"/>
+    <w:basedOn w:val="Normal"/>
     <w:uiPriority w:val="99"/>
     <w:unhideWhenUsed/>
     <w:rsid w:val="00326F90"/>
@@ -3584,9 +4185,9 @@
       <w:contextualSpacing/>
     </w:pPr>
   </w:style>
-  <w:style w:type="paragraph" w:styleId="20">
+  <w:style w:type="paragraph" w:styleId="ListBullet2">
     <w:name w:val="List Bullet 2"/>
-    <w:basedOn w:val="a1"/>
+    <w:basedOn w:val="Normal"/>
     <w:uiPriority w:val="99"/>
     <w:unhideWhenUsed/>
     <w:rsid w:val="00326F90"/>
@@ -3597,9 +4198,9 @@
       <w:contextualSpacing/>
     </w:pPr>
   </w:style>
-  <w:style w:type="paragraph" w:styleId="30">
+  <w:style w:type="paragraph" w:styleId="ListBullet3">
     <w:name w:val="List Bullet 3"/>
-    <w:basedOn w:val="a1"/>
+    <w:basedOn w:val="Normal"/>
     <w:uiPriority w:val="99"/>
     <w:unhideWhenUsed/>
     <w:rsid w:val="00326F90"/>
@@ -3610,9 +4211,9 @@
       <w:contextualSpacing/>
     </w:pPr>
   </w:style>
-  <w:style w:type="paragraph" w:styleId="a">
+  <w:style w:type="paragraph" w:styleId="ListNumber">
     <w:name w:val="List Number"/>
-    <w:basedOn w:val="a1"/>
+    <w:basedOn w:val="Normal"/>
     <w:uiPriority w:val="99"/>
     <w:unhideWhenUsed/>
     <w:rsid w:val="00326F90"/>
@@ -3623,9 +4224,9 @@
       <w:contextualSpacing/>
     </w:pPr>
   </w:style>
-  <w:style w:type="paragraph" w:styleId="2">
+  <w:style w:type="paragraph" w:styleId="ListNumber2">
     <w:name w:val="List Number 2"/>
-    <w:basedOn w:val="a1"/>
+    <w:basedOn w:val="Normal"/>
     <w:uiPriority w:val="99"/>
     <w:unhideWhenUsed/>
     <w:rsid w:val="0029639D"/>
@@ -3636,9 +4237,9 @@
       <w:contextualSpacing/>
     </w:pPr>
   </w:style>
-  <w:style w:type="paragraph" w:styleId="3">
+  <w:style w:type="paragraph" w:styleId="ListNumber3">
     <w:name w:val="List Number 3"/>
-    <w:basedOn w:val="a1"/>
+    <w:basedOn w:val="Normal"/>
     <w:uiPriority w:val="99"/>
     <w:unhideWhenUsed/>
     <w:rsid w:val="0029639D"/>
@@ -3649,9 +4250,9 @@
       <w:contextualSpacing/>
     </w:pPr>
   </w:style>
-  <w:style w:type="paragraph" w:styleId="af2">
+  <w:style w:type="paragraph" w:styleId="ListContinue">
     <w:name w:val="List Continue"/>
-    <w:basedOn w:val="a1"/>
+    <w:basedOn w:val="Normal"/>
     <w:uiPriority w:val="99"/>
     <w:unhideWhenUsed/>
     <w:rsid w:val="0029639D"/>
@@ -3661,9 +4262,9 @@
       <w:contextualSpacing/>
     </w:pPr>
   </w:style>
-  <w:style w:type="paragraph" w:styleId="26">
+  <w:style w:type="paragraph" w:styleId="ListContinue2">
     <w:name w:val="List Continue 2"/>
-    <w:basedOn w:val="a1"/>
+    <w:basedOn w:val="Normal"/>
     <w:uiPriority w:val="99"/>
     <w:unhideWhenUsed/>
     <w:rsid w:val="0029639D"/>
@@ -3673,9 +4274,9 @@
       <w:contextualSpacing/>
     </w:pPr>
   </w:style>
-  <w:style w:type="paragraph" w:styleId="36">
+  <w:style w:type="paragraph" w:styleId="ListContinue3">
     <w:name w:val="List Continue 3"/>
-    <w:basedOn w:val="a1"/>
+    <w:basedOn w:val="Normal"/>
     <w:uiPriority w:val="99"/>
     <w:unhideWhenUsed/>
     <w:rsid w:val="0029639D"/>
@@ -3685,9 +4286,9 @@
       <w:contextualSpacing/>
     </w:pPr>
   </w:style>
-  <w:style w:type="paragraph" w:styleId="af3">
+  <w:style w:type="paragraph" w:styleId="MacroText">
     <w:name w:val="macro"/>
-    <w:link w:val="af4"/>
+    <w:link w:val="MacroTextChar"/>
     <w:uiPriority w:val="99"/>
     <w:unhideWhenUsed/>
     <w:rsid w:val="0029639D"/>
@@ -3708,10 +4309,10 @@
       <w:szCs w:val="20"/>
     </w:rPr>
   </w:style>
-  <w:style w:type="character" w:customStyle="1" w:styleId="af4">
-    <w:name w:val="宏文本 字符"/>
-    <w:basedOn w:val="a2"/>
-    <w:link w:val="af3"/>
+  <w:style w:type="character" w:customStyle="1" w:styleId="MacroTextChar">
+    <w:name w:val="Macro Text Char"/>
+    <w:basedOn w:val="DefaultParagraphFont"/>
+    <w:link w:val="MacroText"/>
     <w:uiPriority w:val="99"/>
     <w:rsid w:val="0029639D"/>
     <w:rPr>
@@ -3720,11 +4321,11 @@
       <w:szCs w:val="20"/>
     </w:rPr>
   </w:style>
-  <w:style w:type="paragraph" w:styleId="af5">
+  <w:style w:type="paragraph" w:styleId="Quote">
     <w:name w:val="Quote"/>
-    <w:basedOn w:val="a1"/>
-    <w:next w:val="a1"/>
-    <w:link w:val="af6"/>
+    <w:basedOn w:val="Normal"/>
+    <w:next w:val="Normal"/>
+    <w:link w:val="QuoteChar"/>
     <w:uiPriority w:val="29"/>
     <w:qFormat/>
     <w:rsid w:val="00FC693F"/>
@@ -3734,10 +4335,10 @@
       <w:color w:val="000000" w:themeColor="text1"/>
     </w:rPr>
   </w:style>
-  <w:style w:type="character" w:customStyle="1" w:styleId="af6">
-    <w:name w:val="引用 字符"/>
-    <w:basedOn w:val="a2"/>
-    <w:link w:val="af5"/>
+  <w:style w:type="character" w:customStyle="1" w:styleId="QuoteChar">
+    <w:name w:val="Quote Char"/>
+    <w:basedOn w:val="DefaultParagraphFont"/>
+    <w:link w:val="Quote"/>
     <w:uiPriority w:val="29"/>
     <w:rsid w:val="00FC693F"/>
     <w:rPr>
@@ -3746,10 +4347,10 @@
       <w:color w:val="000000" w:themeColor="text1"/>
     </w:rPr>
   </w:style>
-  <w:style w:type="character" w:customStyle="1" w:styleId="40">
-    <w:name w:val="标题 4 字符"/>
-    <w:basedOn w:val="a2"/>
-    <w:link w:val="4"/>
+  <w:style w:type="character" w:customStyle="1" w:styleId="Heading4Char">
+    <w:name w:val="Heading 4 Char"/>
+    <w:basedOn w:val="DefaultParagraphFont"/>
+    <w:link w:val="Heading4"/>
     <w:uiPriority w:val="9"/>
     <w:semiHidden/>
     <w:rsid w:val="00FC693F"/>
@@ -3762,10 +4363,10 @@
       <w:color w:val="4F81BD" w:themeColor="accent1"/>
     </w:rPr>
   </w:style>
-  <w:style w:type="character" w:customStyle="1" w:styleId="50">
-    <w:name w:val="标题 5 字符"/>
-    <w:basedOn w:val="a2"/>
-    <w:link w:val="5"/>
+  <w:style w:type="character" w:customStyle="1" w:styleId="Heading5Char">
+    <w:name w:val="Heading 5 Char"/>
+    <w:basedOn w:val="DefaultParagraphFont"/>
+    <w:link w:val="Heading5"/>
     <w:uiPriority w:val="9"/>
     <w:semiHidden/>
     <w:rsid w:val="00FC693F"/>
@@ -3774,10 +4375,10 @@
       <w:color w:val="243F60" w:themeColor="accent1" w:themeShade="7F"/>
     </w:rPr>
   </w:style>
-  <w:style w:type="character" w:customStyle="1" w:styleId="60">
-    <w:name w:val="标题 6 字符"/>
-    <w:basedOn w:val="a2"/>
-    <w:link w:val="6"/>
+  <w:style w:type="character" w:customStyle="1" w:styleId="Heading6Char">
+    <w:name w:val="Heading 6 Char"/>
+    <w:basedOn w:val="DefaultParagraphFont"/>
+    <w:link w:val="Heading6"/>
     <w:uiPriority w:val="9"/>
     <w:semiHidden/>
     <w:rsid w:val="00FC693F"/>
@@ -3788,10 +4389,10 @@
       <w:color w:val="243F60" w:themeColor="accent1" w:themeShade="7F"/>
     </w:rPr>
   </w:style>
-  <w:style w:type="character" w:customStyle="1" w:styleId="70">
-    <w:name w:val="标题 7 字符"/>
-    <w:basedOn w:val="a2"/>
-    <w:link w:val="7"/>
+  <w:style w:type="character" w:customStyle="1" w:styleId="Heading7Char">
+    <w:name w:val="Heading 7 Char"/>
+    <w:basedOn w:val="DefaultParagraphFont"/>
+    <w:link w:val="Heading7"/>
     <w:uiPriority w:val="9"/>
     <w:semiHidden/>
     <w:rsid w:val="00FC693F"/>
@@ -3802,10 +4403,10 @@
       <w:color w:val="404040" w:themeColor="text1" w:themeTint="BF"/>
     </w:rPr>
   </w:style>
-  <w:style w:type="character" w:customStyle="1" w:styleId="80">
-    <w:name w:val="标题 8 字符"/>
-    <w:basedOn w:val="a2"/>
-    <w:link w:val="8"/>
+  <w:style w:type="character" w:customStyle="1" w:styleId="Heading8Char">
+    <w:name w:val="Heading 8 Char"/>
+    <w:basedOn w:val="DefaultParagraphFont"/>
+    <w:link w:val="Heading8"/>
     <w:uiPriority w:val="9"/>
     <w:semiHidden/>
     <w:rsid w:val="00FC693F"/>
@@ -3816,10 +4417,10 @@
       <w:szCs w:val="20"/>
     </w:rPr>
   </w:style>
-  <w:style w:type="character" w:customStyle="1" w:styleId="90">
-    <w:name w:val="标题 9 字符"/>
-    <w:basedOn w:val="a2"/>
-    <w:link w:val="9"/>
+  <w:style w:type="character" w:customStyle="1" w:styleId="Heading9Char">
+    <w:name w:val="Heading 9 Char"/>
+    <w:basedOn w:val="DefaultParagraphFont"/>
+    <w:link w:val="Heading9"/>
     <w:uiPriority w:val="9"/>
     <w:semiHidden/>
     <w:rsid w:val="00FC693F"/>
@@ -3832,10 +4433,10 @@
       <w:szCs w:val="20"/>
     </w:rPr>
   </w:style>
-  <w:style w:type="paragraph" w:styleId="af7">
+  <w:style w:type="paragraph" w:styleId="Caption">
     <w:name w:val="caption"/>
-    <w:basedOn w:val="a1"/>
-    <w:next w:val="a1"/>
+    <w:basedOn w:val="Normal"/>
+    <w:next w:val="Normal"/>
     <w:uiPriority w:val="35"/>
     <w:semiHidden/>
     <w:unhideWhenUsed/>
@@ -3852,9 +4453,9 @@
       <w:szCs w:val="18"/>
     </w:rPr>
   </w:style>
-  <w:style w:type="character" w:styleId="af8">
+  <w:style w:type="character" w:styleId="Strong">
     <w:name w:val="Strong"/>
-    <w:basedOn w:val="a2"/>
+    <w:basedOn w:val="DefaultParagraphFont"/>
     <w:uiPriority w:val="22"/>
     <w:qFormat/>
     <w:rsid w:val="00FC693F"/>
@@ -3863,9 +4464,9 @@
       <w:bCs/>
     </w:rPr>
   </w:style>
-  <w:style w:type="character" w:styleId="af9">
+  <w:style w:type="character" w:styleId="Emphasis">
     <w:name w:val="Emphasis"/>
-    <w:basedOn w:val="a2"/>
+    <w:basedOn w:val="DefaultParagraphFont"/>
     <w:uiPriority w:val="20"/>
     <w:qFormat/>
     <w:rsid w:val="00FC693F"/>
@@ -3874,11 +4475,11 @@
       <w:iCs/>
     </w:rPr>
   </w:style>
-  <w:style w:type="paragraph" w:styleId="afa">
+  <w:style w:type="paragraph" w:styleId="IntenseQuote">
     <w:name w:val="Intense Quote"/>
-    <w:basedOn w:val="a1"/>
-    <w:next w:val="a1"/>
-    <w:link w:val="afb"/>
+    <w:basedOn w:val="Normal"/>
+    <w:next w:val="Normal"/>
+    <w:link w:val="IntenseQuoteChar"/>
     <w:uiPriority w:val="30"/>
     <w:qFormat/>
     <w:rsid w:val="00FC693F"/>
@@ -3897,10 +4498,10 @@
       <w:color w:val="4F81BD" w:themeColor="accent1"/>
     </w:rPr>
   </w:style>
-  <w:style w:type="character" w:customStyle="1" w:styleId="afb">
-    <w:name w:val="明显引用 字符"/>
-    <w:basedOn w:val="a2"/>
-    <w:link w:val="afa"/>
+  <w:style w:type="character" w:customStyle="1" w:styleId="IntenseQuoteChar">
+    <w:name w:val="Intense Quote Char"/>
+    <w:basedOn w:val="DefaultParagraphFont"/>
+    <w:link w:val="IntenseQuote"/>
     <w:uiPriority w:val="30"/>
     <w:rsid w:val="00FC693F"/>
     <w:rPr>
@@ -3911,9 +4512,9 @@
       <w:color w:val="4F81BD" w:themeColor="accent1"/>
     </w:rPr>
   </w:style>
-  <w:style w:type="character" w:styleId="afc">
+  <w:style w:type="character" w:styleId="SubtleEmphasis">
     <w:name w:val="Subtle Emphasis"/>
-    <w:basedOn w:val="a2"/>
+    <w:basedOn w:val="DefaultParagraphFont"/>
     <w:uiPriority w:val="19"/>
     <w:qFormat/>
     <w:rsid w:val="00FC693F"/>
@@ -3923,9 +4524,9 @@
       <w:color w:val="808080" w:themeColor="text1" w:themeTint="7F"/>
     </w:rPr>
   </w:style>
-  <w:style w:type="character" w:styleId="afd">
+  <w:style w:type="character" w:styleId="IntenseEmphasis">
     <w:name w:val="Intense Emphasis"/>
-    <w:basedOn w:val="a2"/>
+    <w:basedOn w:val="DefaultParagraphFont"/>
     <w:uiPriority w:val="21"/>
     <w:qFormat/>
     <w:rsid w:val="00FC693F"/>
@@ -3937,9 +4538,9 @@
       <w:color w:val="4F81BD" w:themeColor="accent1"/>
     </w:rPr>
   </w:style>
-  <w:style w:type="character" w:styleId="afe">
+  <w:style w:type="character" w:styleId="SubtleReference">
     <w:name w:val="Subtle Reference"/>
-    <w:basedOn w:val="a2"/>
+    <w:basedOn w:val="DefaultParagraphFont"/>
     <w:uiPriority w:val="31"/>
     <w:qFormat/>
     <w:rsid w:val="00FC693F"/>
@@ -3949,9 +4550,9 @@
       <w:u w:val="single"/>
     </w:rPr>
   </w:style>
-  <w:style w:type="character" w:styleId="aff">
+  <w:style w:type="character" w:styleId="IntenseReference">
     <w:name w:val="Intense Reference"/>
-    <w:basedOn w:val="a2"/>
+    <w:basedOn w:val="DefaultParagraphFont"/>
     <w:uiPriority w:val="32"/>
     <w:qFormat/>
     <w:rsid w:val="00FC693F"/>
@@ -3964,9 +4565,9 @@
       <w:u w:val="single"/>
     </w:rPr>
   </w:style>
-  <w:style w:type="character" w:styleId="aff0">
+  <w:style w:type="character" w:styleId="BookTitle">
     <w:name w:val="Book Title"/>
-    <w:basedOn w:val="a2"/>
+    <w:basedOn w:val="DefaultParagraphFont"/>
     <w:uiPriority w:val="33"/>
     <w:qFormat/>
     <w:rsid w:val="00FC693F"/>
@@ -3977,10 +4578,10 @@
       <w:spacing w:val="5"/>
     </w:rPr>
   </w:style>
-  <w:style w:type="paragraph" w:styleId="TOC">
+  <w:style w:type="paragraph" w:styleId="TOCHeading">
     <w:name w:val="TOC Heading"/>
-    <w:basedOn w:val="1"/>
-    <w:next w:val="a1"/>
+    <w:basedOn w:val="Heading1"/>
+    <w:next w:val="Normal"/>
     <w:uiPriority w:val="39"/>
     <w:semiHidden/>
     <w:unhideWhenUsed/>
@@ -3990,9 +4591,9 @@
       <w:outlineLvl w:val="9"/>
     </w:pPr>
   </w:style>
-  <w:style w:type="table" w:styleId="aff1">
+  <w:style w:type="table" w:styleId="TableGrid">
     <w:name w:val="Table Grid"/>
-    <w:basedOn w:val="a3"/>
+    <w:basedOn w:val="TableNormal"/>
     <w:uiPriority w:val="59"/>
     <w:rsid w:val="00FC693F"/>
     <w:pPr>
@@ -4009,9 +4610,9 @@
       </w:tblBorders>
     </w:tblPr>
   </w:style>
-  <w:style w:type="table" w:styleId="aff2">
+  <w:style w:type="table" w:styleId="LightShading">
     <w:name w:val="Light Shading"/>
-    <w:basedOn w:val="a3"/>
+    <w:basedOn w:val="TableNormal"/>
     <w:uiPriority w:val="60"/>
     <w:rsid w:val="00FC693F"/>
     <w:pPr>
@@ -4105,9 +4706,9 @@
       </w:tcPr>
     </w:tblStylePr>
   </w:style>
-  <w:style w:type="table" w:styleId="-1">
+  <w:style w:type="table" w:styleId="LightShading-Accent1">
     <w:name w:val="Light Shading Accent 1"/>
-    <w:basedOn w:val="a3"/>
+    <w:basedOn w:val="TableNormal"/>
     <w:uiPriority w:val="60"/>
     <w:rsid w:val="00FC693F"/>
     <w:pPr>
@@ -4201,9 +4802,9 @@
       </w:tcPr>
     </w:tblStylePr>
   </w:style>
-  <w:style w:type="table" w:styleId="-2">
+  <w:style w:type="table" w:styleId="LightShading-Accent2">
     <w:name w:val="Light Shading Accent 2"/>
-    <w:basedOn w:val="a3"/>
+    <w:basedOn w:val="TableNormal"/>
     <w:uiPriority w:val="60"/>
     <w:rsid w:val="00FC693F"/>
     <w:pPr>
@@ -4297,9 +4898,9 @@
       </w:tcPr>
     </w:tblStylePr>
   </w:style>
-  <w:style w:type="table" w:styleId="-3">
+  <w:style w:type="table" w:styleId="LightShading-Accent3">
     <w:name w:val="Light Shading Accent 3"/>
-    <w:basedOn w:val="a3"/>
+    <w:basedOn w:val="TableNormal"/>
     <w:uiPriority w:val="60"/>
     <w:rsid w:val="00FC693F"/>
     <w:pPr>
@@ -4393,9 +4994,9 @@
       </w:tcPr>
     </w:tblStylePr>
   </w:style>
-  <w:style w:type="table" w:styleId="-4">
+  <w:style w:type="table" w:styleId="LightShading-Accent4">
     <w:name w:val="Light Shading Accent 4"/>
-    <w:basedOn w:val="a3"/>
+    <w:basedOn w:val="TableNormal"/>
     <w:uiPriority w:val="60"/>
     <w:rsid w:val="00FC693F"/>
     <w:pPr>
@@ -4489,9 +5090,9 @@
       </w:tcPr>
     </w:tblStylePr>
   </w:style>
-  <w:style w:type="table" w:styleId="-5">
+  <w:style w:type="table" w:styleId="LightShading-Accent5">
     <w:name w:val="Light Shading Accent 5"/>
-    <w:basedOn w:val="a3"/>
+    <w:basedOn w:val="TableNormal"/>
     <w:uiPriority w:val="60"/>
     <w:rsid w:val="00FC693F"/>
     <w:pPr>
@@ -4585,9 +5186,9 @@
       </w:tcPr>
     </w:tblStylePr>
   </w:style>
-  <w:style w:type="table" w:styleId="-6">
+  <w:style w:type="table" w:styleId="LightShading-Accent6">
     <w:name w:val="Light Shading Accent 6"/>
-    <w:basedOn w:val="a3"/>
+    <w:basedOn w:val="TableNormal"/>
     <w:uiPriority w:val="60"/>
     <w:rsid w:val="00FC693F"/>
     <w:pPr>
@@ -4681,9 +5282,9 @@
       </w:tcPr>
     </w:tblStylePr>
   </w:style>
-  <w:style w:type="table" w:styleId="aff3">
+  <w:style w:type="table" w:styleId="LightList">
     <w:name w:val="Light List"/>
-    <w:basedOn w:val="a3"/>
+    <w:basedOn w:val="TableNormal"/>
     <w:uiPriority w:val="61"/>
     <w:rsid w:val="00FC693F"/>
     <w:pPr>
@@ -4766,9 +5367,9 @@
       </w:tcPr>
     </w:tblStylePr>
   </w:style>
-  <w:style w:type="table" w:styleId="-10">
+  <w:style w:type="table" w:styleId="LightList-Accent1">
     <w:name w:val="Light List Accent 1"/>
-    <w:basedOn w:val="a3"/>
+    <w:basedOn w:val="TableNormal"/>
     <w:uiPriority w:val="61"/>
     <w:rsid w:val="00FC693F"/>
     <w:pPr>
@@ -4851,9 +5452,9 @@
       </w:tcPr>
     </w:tblStylePr>
   </w:style>
-  <w:style w:type="table" w:styleId="-20">
+  <w:style w:type="table" w:styleId="LightList-Accent2">
     <w:name w:val="Light List Accent 2"/>
-    <w:basedOn w:val="a3"/>
+    <w:basedOn w:val="TableNormal"/>
     <w:uiPriority w:val="61"/>
     <w:rsid w:val="00CB0664"/>
     <w:pPr>
@@ -4936,9 +5537,9 @@
       </w:tcPr>
     </w:tblStylePr>
   </w:style>
-  <w:style w:type="table" w:styleId="-30">
+  <w:style w:type="table" w:styleId="LightList-Accent3">
     <w:name w:val="Light List Accent 3"/>
-    <w:basedOn w:val="a3"/>
+    <w:basedOn w:val="TableNormal"/>
     <w:uiPriority w:val="61"/>
     <w:rsid w:val="00CB0664"/>
     <w:pPr>
@@ -5021,9 +5622,9 @@
       </w:tcPr>
     </w:tblStylePr>
   </w:style>
-  <w:style w:type="table" w:styleId="-40">
+  <w:style w:type="table" w:styleId="LightList-Accent4">
     <w:name w:val="Light List Accent 4"/>
-    <w:basedOn w:val="a3"/>
+    <w:basedOn w:val="TableNormal"/>
     <w:uiPriority w:val="61"/>
     <w:rsid w:val="00CB0664"/>
     <w:pPr>
@@ -5106,9 +5707,9 @@
       </w:tcPr>
     </w:tblStylePr>
   </w:style>
-  <w:style w:type="table" w:styleId="-50">
+  <w:style w:type="table" w:styleId="LightList-Accent5">
     <w:name w:val="Light List Accent 5"/>
-    <w:basedOn w:val="a3"/>
+    <w:basedOn w:val="TableNormal"/>
     <w:uiPriority w:val="61"/>
     <w:rsid w:val="00CB0664"/>
     <w:pPr>
@@ -5191,9 +5792,9 @@
       </w:tcPr>
     </w:tblStylePr>
   </w:style>
-  <w:style w:type="table" w:styleId="-60">
+  <w:style w:type="table" w:styleId="LightList-Accent6">
     <w:name w:val="Light List Accent 6"/>
-    <w:basedOn w:val="a3"/>
+    <w:basedOn w:val="TableNormal"/>
     <w:uiPriority w:val="61"/>
     <w:rsid w:val="00CB0664"/>
     <w:pPr>
@@ -5276,9 +5877,9 @@
       </w:tcPr>
     </w:tblStylePr>
   </w:style>
-  <w:style w:type="table" w:styleId="aff4">
+  <w:style w:type="table" w:styleId="LightGrid">
     <w:name w:val="Light Grid"/>
-    <w:basedOn w:val="a3"/>
+    <w:basedOn w:val="TableNormal"/>
     <w:uiPriority w:val="62"/>
     <w:rsid w:val="00CB0664"/>
     <w:pPr>
@@ -5399,9 +6000,9 @@
       </w:tcPr>
     </w:tblStylePr>
   </w:style>
-  <w:style w:type="table" w:styleId="-11">
+  <w:style w:type="table" w:styleId="LightGrid-Accent1">
     <w:name w:val="Light Grid Accent 1"/>
-    <w:basedOn w:val="a3"/>
+    <w:basedOn w:val="TableNormal"/>
     <w:uiPriority w:val="62"/>
     <w:rsid w:val="00CB0664"/>
     <w:pPr>
@@ -5522,9 +6123,9 @@
       </w:tcPr>
     </w:tblStylePr>
   </w:style>
-  <w:style w:type="table" w:styleId="-21">
+  <w:style w:type="table" w:styleId="LightGrid-Accent2">
     <w:name w:val="Light Grid Accent 2"/>
-    <w:basedOn w:val="a3"/>
+    <w:basedOn w:val="TableNormal"/>
     <w:uiPriority w:val="62"/>
     <w:rsid w:val="00CB0664"/>
     <w:pPr>
@@ -5645,9 +6246,9 @@
       </w:tcPr>
     </w:tblStylePr>
   </w:style>
-  <w:style w:type="table" w:styleId="-31">
+  <w:style w:type="table" w:styleId="LightGrid-Accent3">
     <w:name w:val="Light Grid Accent 3"/>
-    <w:basedOn w:val="a3"/>
+    <w:basedOn w:val="TableNormal"/>
     <w:uiPriority w:val="62"/>
     <w:rsid w:val="00CB0664"/>
     <w:pPr>
@@ -5768,9 +6369,9 @@
       </w:tcPr>
     </w:tblStylePr>
   </w:style>
-  <w:style w:type="table" w:styleId="-41">
+  <w:style w:type="table" w:styleId="LightGrid-Accent4">
     <w:name w:val="Light Grid Accent 4"/>
-    <w:basedOn w:val="a3"/>
+    <w:basedOn w:val="TableNormal"/>
     <w:uiPriority w:val="62"/>
     <w:rsid w:val="00CB0664"/>
     <w:pPr>
@@ -5891,9 +6492,9 @@
       </w:tcPr>
     </w:tblStylePr>
   </w:style>
-  <w:style w:type="table" w:styleId="-51">
+  <w:style w:type="table" w:styleId="LightGrid-Accent5">
     <w:name w:val="Light Grid Accent 5"/>
-    <w:basedOn w:val="a3"/>
+    <w:basedOn w:val="TableNormal"/>
     <w:uiPriority w:val="62"/>
     <w:rsid w:val="00CB0664"/>
     <w:pPr>
@@ -6014,9 +6615,9 @@
       </w:tcPr>
     </w:tblStylePr>
   </w:style>
-  <w:style w:type="table" w:styleId="-61">
+  <w:style w:type="table" w:styleId="LightGrid-Accent6">
     <w:name w:val="Light Grid Accent 6"/>
-    <w:basedOn w:val="a3"/>
+    <w:basedOn w:val="TableNormal"/>
     <w:uiPriority w:val="62"/>
     <w:rsid w:val="00CB0664"/>
     <w:pPr>
@@ -6137,9 +6738,9 @@
       </w:tcPr>
     </w:tblStylePr>
   </w:style>
-  <w:style w:type="table" w:styleId="11">
+  <w:style w:type="table" w:styleId="MediumShading1">
     <w:name w:val="Medium Shading 1"/>
-    <w:basedOn w:val="a3"/>
+    <w:basedOn w:val="TableNormal"/>
     <w:uiPriority w:val="63"/>
     <w:rsid w:val="00CB0664"/>
     <w:pPr>
@@ -6236,9 +6837,9 @@
       </w:tcPr>
     </w:tblStylePr>
   </w:style>
-  <w:style w:type="table" w:styleId="1-1">
+  <w:style w:type="table" w:styleId="MediumShading1-Accent1">
     <w:name w:val="Medium Shading 1 Accent 1"/>
-    <w:basedOn w:val="a3"/>
+    <w:basedOn w:val="TableNormal"/>
     <w:uiPriority w:val="63"/>
     <w:rsid w:val="00CB0664"/>
     <w:pPr>
@@ -6335,9 +6936,9 @@
       </w:tcPr>
     </w:tblStylePr>
   </w:style>
-  <w:style w:type="table" w:styleId="1-2">
+  <w:style w:type="table" w:styleId="MediumShading1-Accent2">
     <w:name w:val="Medium Shading 1 Accent 2"/>
-    <w:basedOn w:val="a3"/>
+    <w:basedOn w:val="TableNormal"/>
     <w:uiPriority w:val="63"/>
     <w:rsid w:val="00CB0664"/>
     <w:pPr>
@@ -6434,9 +7035,9 @@
       </w:tcPr>
     </w:tblStylePr>
   </w:style>
-  <w:style w:type="table" w:styleId="1-3">
+  <w:style w:type="table" w:styleId="MediumShading1-Accent3">
     <w:name w:val="Medium Shading 1 Accent 3"/>
-    <w:basedOn w:val="a3"/>
+    <w:basedOn w:val="TableNormal"/>
     <w:uiPriority w:val="63"/>
     <w:rsid w:val="00CB0664"/>
     <w:pPr>
@@ -6533,9 +7134,9 @@
       </w:tcPr>
     </w:tblStylePr>
   </w:style>
-  <w:style w:type="table" w:styleId="1-4">
+  <w:style w:type="table" w:styleId="MediumShading1-Accent4">
     <w:name w:val="Medium Shading 1 Accent 4"/>
-    <w:basedOn w:val="a3"/>
+    <w:basedOn w:val="TableNormal"/>
     <w:uiPriority w:val="63"/>
     <w:rsid w:val="00CB0664"/>
     <w:pPr>
@@ -6632,9 +7233,9 @@
       </w:tcPr>
     </w:tblStylePr>
   </w:style>
-  <w:style w:type="table" w:styleId="1-5">
+  <w:style w:type="table" w:styleId="MediumShading1-Accent5">
     <w:name w:val="Medium Shading 1 Accent 5"/>
-    <w:basedOn w:val="a3"/>
+    <w:basedOn w:val="TableNormal"/>
     <w:uiPriority w:val="63"/>
     <w:rsid w:val="00CB0664"/>
     <w:pPr>
@@ -6731,9 +7332,9 @@
       </w:tcPr>
     </w:tblStylePr>
   </w:style>
-  <w:style w:type="table" w:styleId="1-6">
+  <w:style w:type="table" w:styleId="MediumShading1-Accent6">
     <w:name w:val="Medium Shading 1 Accent 6"/>
-    <w:basedOn w:val="a3"/>
+    <w:basedOn w:val="TableNormal"/>
     <w:uiPriority w:val="63"/>
     <w:rsid w:val="00CB0664"/>
     <w:pPr>
@@ -6830,9 +7431,9 @@
       </w:tcPr>
     </w:tblStylePr>
   </w:style>
-  <w:style w:type="table" w:styleId="27">
+  <w:style w:type="table" w:styleId="MediumShading2">
     <w:name w:val="Medium Shading 2"/>
-    <w:basedOn w:val="a3"/>
+    <w:basedOn w:val="TableNormal"/>
     <w:uiPriority w:val="64"/>
     <w:rsid w:val="00CB0664"/>
     <w:pPr>
@@ -6972,9 +7573,9 @@
       </w:tcPr>
     </w:tblStylePr>
   </w:style>
-  <w:style w:type="table" w:styleId="2-1">
+  <w:style w:type="table" w:styleId="MediumShading2-Accent1">
     <w:name w:val="Medium Shading 2 Accent 1"/>
-    <w:basedOn w:val="a3"/>
+    <w:basedOn w:val="TableNormal"/>
     <w:uiPriority w:val="64"/>
     <w:rsid w:val="00CB0664"/>
     <w:pPr>
@@ -7114,9 +7715,9 @@
       </w:tcPr>
     </w:tblStylePr>
   </w:style>
-  <w:style w:type="table" w:styleId="2-2">
+  <w:style w:type="table" w:styleId="MediumShading2-Accent2">
     <w:name w:val="Medium Shading 2 Accent 2"/>
-    <w:basedOn w:val="a3"/>
+    <w:basedOn w:val="TableNormal"/>
     <w:uiPriority w:val="64"/>
     <w:rsid w:val="00CB0664"/>
     <w:pPr>
@@ -7256,9 +7857,9 @@
       </w:tcPr>
     </w:tblStylePr>
   </w:style>
-  <w:style w:type="table" w:styleId="2-3">
+  <w:style w:type="table" w:styleId="MediumShading2-Accent3">
     <w:name w:val="Medium Shading 2 Accent 3"/>
-    <w:basedOn w:val="a3"/>
+    <w:basedOn w:val="TableNormal"/>
     <w:uiPriority w:val="64"/>
     <w:rsid w:val="00CB0664"/>
     <w:pPr>
@@ -7398,9 +7999,9 @@
       </w:tcPr>
     </w:tblStylePr>
   </w:style>
-  <w:style w:type="table" w:styleId="2-4">
+  <w:style w:type="table" w:styleId="MediumShading2-Accent4">
     <w:name w:val="Medium Shading 2 Accent 4"/>
-    <w:basedOn w:val="a3"/>
+    <w:basedOn w:val="TableNormal"/>
     <w:uiPriority w:val="64"/>
     <w:rsid w:val="00CB0664"/>
     <w:pPr>
@@ -7540,9 +8141,9 @@
       </w:tcPr>
     </w:tblStylePr>
   </w:style>
-  <w:style w:type="table" w:styleId="2-5">
+  <w:style w:type="table" w:styleId="MediumShading2-Accent5">
     <w:name w:val="Medium Shading 2 Accent 5"/>
-    <w:basedOn w:val="a3"/>
+    <w:basedOn w:val="TableNormal"/>
     <w:uiPriority w:val="64"/>
     <w:rsid w:val="00CB0664"/>
     <w:pPr>
@@ -7682,9 +8283,9 @@
       </w:tcPr>
     </w:tblStylePr>
   </w:style>
-  <w:style w:type="table" w:styleId="2-6">
+  <w:style w:type="table" w:styleId="MediumShading2-Accent6">
     <w:name w:val="Medium Shading 2 Accent 6"/>
-    <w:basedOn w:val="a3"/>
+    <w:basedOn w:val="TableNormal"/>
     <w:uiPriority w:val="64"/>
     <w:rsid w:val="00CB0664"/>
     <w:pPr>
@@ -7824,9 +8425,9 @@
       </w:tcPr>
     </w:tblStylePr>
   </w:style>
-  <w:style w:type="table" w:styleId="12">
+  <w:style w:type="table" w:styleId="MediumList1">
     <w:name w:val="Medium List 1"/>
-    <w:basedOn w:val="a3"/>
+    <w:basedOn w:val="TableNormal"/>
     <w:uiPriority w:val="65"/>
     <w:rsid w:val="00CB0664"/>
     <w:pPr>
@@ -7901,9 +8502,9 @@
       </w:tcPr>
     </w:tblStylePr>
   </w:style>
-  <w:style w:type="table" w:styleId="1-10">
+  <w:style w:type="table" w:styleId="MediumList1-Accent1">
     <w:name w:val="Medium List 1 Accent 1"/>
-    <w:basedOn w:val="a3"/>
+    <w:basedOn w:val="TableNormal"/>
     <w:uiPriority w:val="65"/>
     <w:rsid w:val="00CB0664"/>
     <w:pPr>
@@ -7978,9 +8579,9 @@
       </w:tcPr>
     </w:tblStylePr>
   </w:style>
-  <w:style w:type="table" w:styleId="1-20">
+  <w:style w:type="table" w:styleId="MediumList1-Accent2">
     <w:name w:val="Medium List 1 Accent 2"/>
-    <w:basedOn w:val="a3"/>
+    <w:basedOn w:val="TableNormal"/>
     <w:uiPriority w:val="65"/>
     <w:rsid w:val="00CB0664"/>
     <w:pPr>
@@ -8055,9 +8656,9 @@
       </w:tcPr>
     </w:tblStylePr>
   </w:style>
-  <w:style w:type="table" w:styleId="1-30">
+  <w:style w:type="table" w:styleId="MediumList1-Accent3">
     <w:name w:val="Medium List 1 Accent 3"/>
-    <w:basedOn w:val="a3"/>
+    <w:basedOn w:val="TableNormal"/>
     <w:uiPriority w:val="65"/>
     <w:rsid w:val="00CB0664"/>
     <w:pPr>
@@ -8132,9 +8733,9 @@
       </w:tcPr>
     </w:tblStylePr>
   </w:style>
-  <w:style w:type="table" w:styleId="1-40">
+  <w:style w:type="table" w:styleId="MediumList1-Accent4">
     <w:name w:val="Medium List 1 Accent 4"/>
-    <w:basedOn w:val="a3"/>
+    <w:basedOn w:val="TableNormal"/>
     <w:uiPriority w:val="65"/>
     <w:rsid w:val="00CB0664"/>
     <w:pPr>
@@ -8209,9 +8810,9 @@
       </w:tcPr>
     </w:tblStylePr>
   </w:style>
-  <w:style w:type="table" w:styleId="1-50">
+  <w:style w:type="table" w:styleId="MediumList1-Accent5">
     <w:name w:val="Medium List 1 Accent 5"/>
-    <w:basedOn w:val="a3"/>
+    <w:basedOn w:val="TableNormal"/>
     <w:uiPriority w:val="65"/>
     <w:rsid w:val="00CB0664"/>
     <w:pPr>
@@ -8286,9 +8887,9 @@
       </w:tcPr>
     </w:tblStylePr>
   </w:style>
-  <w:style w:type="table" w:styleId="1-60">
+  <w:style w:type="table" w:styleId="MediumList1-Accent6">
     <w:name w:val="Medium List 1 Accent 6"/>
-    <w:basedOn w:val="a3"/>
+    <w:basedOn w:val="TableNormal"/>
     <w:uiPriority w:val="65"/>
     <w:rsid w:val="00CB0664"/>
     <w:pPr>
@@ -8363,9 +8964,9 @@
       </w:tcPr>
     </w:tblStylePr>
   </w:style>
-  <w:style w:type="table" w:styleId="28">
+  <w:style w:type="table" w:styleId="MediumList2">
     <w:name w:val="Medium List 2"/>
-    <w:basedOn w:val="a3"/>
+    <w:basedOn w:val="TableNormal"/>
     <w:uiPriority w:val="66"/>
     <w:rsid w:val="00CB0664"/>
     <w:pPr>
@@ -8484,9 +9085,9 @@
       </w:tcPr>
     </w:tblStylePr>
   </w:style>
-  <w:style w:type="table" w:styleId="2-10">
+  <w:style w:type="table" w:styleId="MediumList2-Accent1">
     <w:name w:val="Medium List 2 Accent 1"/>
-    <w:basedOn w:val="a3"/>
+    <w:basedOn w:val="TableNormal"/>
     <w:uiPriority w:val="66"/>
     <w:rsid w:val="00CB0664"/>
     <w:pPr>
@@ -8605,9 +9206,9 @@
       </w:tcPr>
     </w:tblStylePr>
   </w:style>
-  <w:style w:type="table" w:styleId="2-20">
+  <w:style w:type="table" w:styleId="MediumList2-Accent2">
     <w:name w:val="Medium List 2 Accent 2"/>
-    <w:basedOn w:val="a3"/>
+    <w:basedOn w:val="TableNormal"/>
     <w:uiPriority w:val="66"/>
     <w:rsid w:val="00CB0664"/>
     <w:pPr>
@@ -8726,9 +9327,9 @@
       </w:tcPr>
     </w:tblStylePr>
   </w:style>
-  <w:style w:type="table" w:styleId="2-30">
+  <w:style w:type="table" w:styleId="MediumList2-Accent3">
     <w:name w:val="Medium List 2 Accent 3"/>
-    <w:basedOn w:val="a3"/>
+    <w:basedOn w:val="TableNormal"/>
     <w:uiPriority w:val="66"/>
     <w:rsid w:val="00CB0664"/>
     <w:pPr>
@@ -8847,9 +9448,9 @@
       </w:tcPr>
     </w:tblStylePr>
   </w:style>
-  <w:style w:type="table" w:styleId="2-40">
+  <w:style w:type="table" w:styleId="MediumList2-Accent4">
     <w:name w:val="Medium List 2 Accent 4"/>
-    <w:basedOn w:val="a3"/>
+    <w:basedOn w:val="TableNormal"/>
     <w:uiPriority w:val="66"/>
     <w:rsid w:val="00CB0664"/>
     <w:pPr>
@@ -8968,9 +9569,9 @@
       </w:tcPr>
     </w:tblStylePr>
   </w:style>
-  <w:style w:type="table" w:styleId="2-50">
+  <w:style w:type="table" w:styleId="MediumList2-Accent5">
     <w:name w:val="Medium List 2 Accent 5"/>
-    <w:basedOn w:val="a3"/>
+    <w:basedOn w:val="TableNormal"/>
     <w:uiPriority w:val="66"/>
     <w:rsid w:val="00CB0664"/>
     <w:pPr>
@@ -9089,9 +9690,9 @@
       </w:tcPr>
     </w:tblStylePr>
   </w:style>
-  <w:style w:type="table" w:styleId="2-60">
+  <w:style w:type="table" w:styleId="MediumList2-Accent6">
     <w:name w:val="Medium List 2 Accent 6"/>
-    <w:basedOn w:val="a3"/>
+    <w:basedOn w:val="TableNormal"/>
     <w:uiPriority w:val="66"/>
     <w:rsid w:val="00CB0664"/>
     <w:pPr>
@@ -9210,9 +9811,9 @@
       </w:tcPr>
     </w:tblStylePr>
   </w:style>
-  <w:style w:type="table" w:styleId="13">
+  <w:style w:type="table" w:styleId="MediumGrid1">
     <w:name w:val="Medium Grid 1"/>
-    <w:basedOn w:val="a3"/>
+    <w:basedOn w:val="TableNormal"/>
     <w:uiPriority w:val="67"/>
     <w:rsid w:val="00CB0664"/>
     <w:pPr>
@@ -9276,9 +9877,9 @@
       </w:tcPr>
     </w:tblStylePr>
   </w:style>
-  <w:style w:type="table" w:styleId="1-11">
+  <w:style w:type="table" w:styleId="MediumGrid1-Accent1">
     <w:name w:val="Medium Grid 1 Accent 1"/>
-    <w:basedOn w:val="a3"/>
+    <w:basedOn w:val="TableNormal"/>
     <w:uiPriority w:val="67"/>
     <w:rsid w:val="00CB0664"/>
     <w:pPr>
@@ -9342,9 +9943,9 @@
       </w:tcPr>
     </w:tblStylePr>
   </w:style>
-  <w:style w:type="table" w:styleId="1-21">
+  <w:style w:type="table" w:styleId="MediumGrid1-Accent2">
     <w:name w:val="Medium Grid 1 Accent 2"/>
-    <w:basedOn w:val="a3"/>
+    <w:basedOn w:val="TableNormal"/>
     <w:uiPriority w:val="67"/>
     <w:rsid w:val="00CB0664"/>
     <w:pPr>
@@ -9408,9 +10009,9 @@
       </w:tcPr>
     </w:tblStylePr>
   </w:style>
-  <w:style w:type="table" w:styleId="1-31">
+  <w:style w:type="table" w:styleId="MediumGrid1-Accent3">
     <w:name w:val="Medium Grid 1 Accent 3"/>
-    <w:basedOn w:val="a3"/>
+    <w:basedOn w:val="TableNormal"/>
     <w:uiPriority w:val="67"/>
     <w:rsid w:val="00CB0664"/>
     <w:pPr>
@@ -9474,9 +10075,9 @@
       </w:tcPr>
     </w:tblStylePr>
   </w:style>
-  <w:style w:type="table" w:styleId="1-41">
+  <w:style w:type="table" w:styleId="MediumGrid1-Accent4">
     <w:name w:val="Medium Grid 1 Accent 4"/>
-    <w:basedOn w:val="a3"/>
+    <w:basedOn w:val="TableNormal"/>
     <w:uiPriority w:val="67"/>
     <w:rsid w:val="00CB0664"/>
     <w:pPr>
@@ -9540,9 +10141,9 @@
       </w:tcPr>
     </w:tblStylePr>
   </w:style>
-  <w:style w:type="table" w:styleId="1-51">
+  <w:style w:type="table" w:styleId="MediumGrid1-Accent5">
     <w:name w:val="Medium Grid 1 Accent 5"/>
-    <w:basedOn w:val="a3"/>
+    <w:basedOn w:val="TableNormal"/>
     <w:uiPriority w:val="67"/>
     <w:rsid w:val="00CB0664"/>
     <w:pPr>
@@ -9606,9 +10207,9 @@
       </w:tcPr>
     </w:tblStylePr>
   </w:style>
-  <w:style w:type="table" w:styleId="1-61">
+  <w:style w:type="table" w:styleId="MediumGrid1-Accent6">
     <w:name w:val="Medium Grid 1 Accent 6"/>
-    <w:basedOn w:val="a3"/>
+    <w:basedOn w:val="TableNormal"/>
     <w:uiPriority w:val="67"/>
     <w:rsid w:val="00CB0664"/>
     <w:pPr>
@@ -9672,9 +10273,9 @@
       </w:tcPr>
     </w:tblStylePr>
   </w:style>
-  <w:style w:type="table" w:styleId="29">
+  <w:style w:type="table" w:styleId="MediumGrid2">
     <w:name w:val="Medium Grid 2"/>
-    <w:basedOn w:val="a3"/>
+    <w:basedOn w:val="TableNormal"/>
     <w:uiPriority w:val="68"/>
     <w:rsid w:val="00CB0664"/>
     <w:pPr>
@@ -9790,9 +10391,9 @@
       </w:tcPr>
     </w:tblStylePr>
   </w:style>
-  <w:style w:type="table" w:styleId="2-11">
+  <w:style w:type="table" w:styleId="MediumGrid2-Accent1">
     <w:name w:val="Medium Grid 2 Accent 1"/>
-    <w:basedOn w:val="a3"/>
+    <w:basedOn w:val="TableNormal"/>
     <w:uiPriority w:val="68"/>
     <w:rsid w:val="00CB0664"/>
     <w:pPr>
@@ -9908,9 +10509,9 @@
       </w:tcPr>
     </w:tblStylePr>
   </w:style>
-  <w:style w:type="table" w:styleId="2-21">
+  <w:style w:type="table" w:styleId="MediumGrid2-Accent2">
     <w:name w:val="Medium Grid 2 Accent 2"/>
-    <w:basedOn w:val="a3"/>
+    <w:basedOn w:val="TableNormal"/>
     <w:uiPriority w:val="68"/>
     <w:rsid w:val="00CB0664"/>
     <w:pPr>
@@ -10026,9 +10627,9 @@
       </w:tcPr>
     </w:tblStylePr>
   </w:style>
-  <w:style w:type="table" w:styleId="2-31">
+  <w:style w:type="table" w:styleId="MediumGrid2-Accent3">
     <w:name w:val="Medium Grid 2 Accent 3"/>
-    <w:basedOn w:val="a3"/>
+    <w:basedOn w:val="TableNormal"/>
     <w:uiPriority w:val="68"/>
     <w:rsid w:val="00CB0664"/>
     <w:pPr>
@@ -10144,9 +10745,9 @@
       </w:tcPr>
     </w:tblStylePr>
   </w:style>
-  <w:style w:type="table" w:styleId="2-41">
+  <w:style w:type="table" w:styleId="MediumGrid2-Accent4">
     <w:name w:val="Medium Grid 2 Accent 4"/>
-    <w:basedOn w:val="a3"/>
+    <w:basedOn w:val="TableNormal"/>
     <w:uiPriority w:val="68"/>
     <w:rsid w:val="00CB0664"/>
     <w:pPr>
@@ -10262,9 +10863,9 @@
       </w:tcPr>
     </w:tblStylePr>
   </w:style>
-  <w:style w:type="table" w:styleId="2-51">
+  <w:style w:type="table" w:styleId="MediumGrid2-Accent5">
     <w:name w:val="Medium Grid 2 Accent 5"/>
-    <w:basedOn w:val="a3"/>
+    <w:basedOn w:val="TableNormal"/>
     <w:uiPriority w:val="68"/>
     <w:rsid w:val="00CB0664"/>
     <w:pPr>
@@ -10380,9 +10981,9 @@
       </w:tcPr>
     </w:tblStylePr>
   </w:style>
-  <w:style w:type="table" w:styleId="2-61">
+  <w:style w:type="table" w:styleId="MediumGrid2-Accent6">
     <w:name w:val="Medium Grid 2 Accent 6"/>
-    <w:basedOn w:val="a3"/>
+    <w:basedOn w:val="TableNormal"/>
     <w:uiPriority w:val="68"/>
     <w:rsid w:val="00CB0664"/>
     <w:pPr>
@@ -10498,9 +11099,9 @@
       </w:tcPr>
     </w:tblStylePr>
   </w:style>
-  <w:style w:type="table" w:styleId="37">
+  <w:style w:type="table" w:styleId="MediumGrid3">
     <w:name w:val="Medium Grid 3"/>
-    <w:basedOn w:val="a3"/>
+    <w:basedOn w:val="TableNormal"/>
     <w:uiPriority w:val="69"/>
     <w:rsid w:val="00CB0664"/>
     <w:pPr>
@@ -10632,9 +11233,9 @@
       </w:tcPr>
     </w:tblStylePr>
   </w:style>
-  <w:style w:type="table" w:styleId="3-1">
+  <w:style w:type="table" w:styleId="MediumGrid3-Accent1">
     <w:name w:val="Medium Grid 3 Accent 1"/>
-    <w:basedOn w:val="a3"/>
+    <w:basedOn w:val="TableNormal"/>
     <w:uiPriority w:val="69"/>
     <w:rsid w:val="00CB0664"/>
     <w:pPr>
@@ -10766,9 +11367,9 @@
       </w:tcPr>
     </w:tblStylePr>
   </w:style>
-  <w:style w:type="table" w:styleId="3-2">
+  <w:style w:type="table" w:styleId="MediumGrid3-Accent2">
     <w:name w:val="Medium Grid 3 Accent 2"/>
-    <w:basedOn w:val="a3"/>
+    <w:basedOn w:val="TableNormal"/>
     <w:uiPriority w:val="69"/>
     <w:rsid w:val="00CB0664"/>
     <w:pPr>
@@ -10900,9 +11501,9 @@
       </w:tcPr>
     </w:tblStylePr>
   </w:style>
-  <w:style w:type="table" w:styleId="3-3">
+  <w:style w:type="table" w:styleId="MediumGrid3-Accent3">
     <w:name w:val="Medium Grid 3 Accent 3"/>
-    <w:basedOn w:val="a3"/>
+    <w:basedOn w:val="TableNormal"/>
     <w:uiPriority w:val="69"/>
     <w:rsid w:val="00CB0664"/>
     <w:pPr>
@@ -11034,9 +11635,9 @@
       </w:tcPr>
     </w:tblStylePr>
   </w:style>
-  <w:style w:type="table" w:styleId="3-4">
+  <w:style w:type="table" w:styleId="MediumGrid3-Accent4">
     <w:name w:val="Medium Grid 3 Accent 4"/>
-    <w:basedOn w:val="a3"/>
+    <w:basedOn w:val="TableNormal"/>
     <w:uiPriority w:val="69"/>
     <w:rsid w:val="00CB0664"/>
     <w:pPr>
@@ -11168,9 +11769,9 @@
       </w:tcPr>
     </w:tblStylePr>
   </w:style>
-  <w:style w:type="table" w:styleId="3-5">
+  <w:style w:type="table" w:styleId="MediumGrid3-Accent5">
     <w:name w:val="Medium Grid 3 Accent 5"/>
-    <w:basedOn w:val="a3"/>
+    <w:basedOn w:val="TableNormal"/>
     <w:uiPriority w:val="69"/>
     <w:rsid w:val="00CB0664"/>
     <w:pPr>
@@ -11302,9 +11903,9 @@
       </w:tcPr>
     </w:tblStylePr>
   </w:style>
-  <w:style w:type="table" w:styleId="3-6">
+  <w:style w:type="table" w:styleId="MediumGrid3-Accent6">
     <w:name w:val="Medium Grid 3 Accent 6"/>
-    <w:basedOn w:val="a3"/>
+    <w:basedOn w:val="TableNormal"/>
     <w:uiPriority w:val="69"/>
     <w:rsid w:val="00CB0664"/>
     <w:pPr>
@@ -11436,9 +12037,9 @@
       </w:tcPr>
     </w:tblStylePr>
   </w:style>
-  <w:style w:type="table" w:styleId="aff5">
+  <w:style w:type="table" w:styleId="DarkList">
     <w:name w:val="Dark List"/>
-    <w:basedOn w:val="a3"/>
+    <w:basedOn w:val="TableNormal"/>
     <w:uiPriority w:val="70"/>
     <w:rsid w:val="00CB0664"/>
     <w:pPr>
@@ -11543,9 +12144,9 @@
       </w:tcPr>
     </w:tblStylePr>
   </w:style>
-  <w:style w:type="table" w:styleId="-12">
+  <w:style w:type="table" w:styleId="DarkList-Accent1">
     <w:name w:val="Dark List Accent 1"/>
-    <w:basedOn w:val="a3"/>
+    <w:basedOn w:val="TableNormal"/>
     <w:uiPriority w:val="70"/>
     <w:rsid w:val="00CB0664"/>
     <w:pPr>
@@ -11650,9 +12251,9 @@
       </w:tcPr>
     </w:tblStylePr>
   </w:style>
-  <w:style w:type="table" w:styleId="-22">
+  <w:style w:type="table" w:styleId="DarkList-Accent2">
     <w:name w:val="Dark List Accent 2"/>
-    <w:basedOn w:val="a3"/>
+    <w:basedOn w:val="TableNormal"/>
     <w:uiPriority w:val="70"/>
     <w:rsid w:val="00CB0664"/>
     <w:pPr>
@@ -11757,9 +12358,9 @@
       </w:tcPr>
     </w:tblStylePr>
   </w:style>
-  <w:style w:type="table" w:styleId="-32">
+  <w:style w:type="table" w:styleId="DarkList-Accent3">
     <w:name w:val="Dark List Accent 3"/>
-    <w:basedOn w:val="a3"/>
+    <w:basedOn w:val="TableNormal"/>
     <w:uiPriority w:val="70"/>
     <w:rsid w:val="00CB0664"/>
     <w:pPr>
@@ -11864,9 +12465,9 @@
       </w:tcPr>
     </w:tblStylePr>
   </w:style>
-  <w:style w:type="table" w:styleId="-42">
+  <w:style w:type="table" w:styleId="DarkList-Accent4">
     <w:name w:val="Dark List Accent 4"/>
-    <w:basedOn w:val="a3"/>
+    <w:basedOn w:val="TableNormal"/>
     <w:uiPriority w:val="70"/>
     <w:rsid w:val="00CB0664"/>
     <w:pPr>
@@ -11971,9 +12572,9 @@
       </w:tcPr>
     </w:tblStylePr>
   </w:style>
-  <w:style w:type="table" w:styleId="-52">
+  <w:style w:type="table" w:styleId="DarkList-Accent5">
     <w:name w:val="Dark List Accent 5"/>
-    <w:basedOn w:val="a3"/>
+    <w:basedOn w:val="TableNormal"/>
     <w:uiPriority w:val="70"/>
     <w:rsid w:val="00CB0664"/>
     <w:pPr>
@@ -12078,9 +12679,9 @@
       </w:tcPr>
     </w:tblStylePr>
   </w:style>
-  <w:style w:type="table" w:styleId="-62">
+  <w:style w:type="table" w:styleId="DarkList-Accent6">
     <w:name w:val="Dark List Accent 6"/>
-    <w:basedOn w:val="a3"/>
+    <w:basedOn w:val="TableNormal"/>
     <w:uiPriority w:val="70"/>
     <w:rsid w:val="00CB0664"/>
     <w:pPr>
@@ -12185,9 +12786,9 @@
       </w:tcPr>
     </w:tblStylePr>
   </w:style>
-  <w:style w:type="table" w:styleId="aff6">
+  <w:style w:type="table" w:styleId="ColourfulShading">
     <w:name w:val="Colorful Shading"/>
-    <w:basedOn w:val="a3"/>
+    <w:basedOn w:val="TableNormal"/>
     <w:uiPriority w:val="71"/>
     <w:rsid w:val="00CB0664"/>
     <w:pPr>
@@ -12300,9 +12901,9 @@
       </w:rPr>
     </w:tblStylePr>
   </w:style>
-  <w:style w:type="table" w:styleId="-13">
+  <w:style w:type="table" w:styleId="ColourfulShadingAccent1">
     <w:name w:val="Colorful Shading Accent 1"/>
-    <w:basedOn w:val="a3"/>
+    <w:basedOn w:val="TableNormal"/>
     <w:uiPriority w:val="71"/>
     <w:rsid w:val="00CB0664"/>
     <w:pPr>
@@ -12415,9 +13016,9 @@
       </w:rPr>
     </w:tblStylePr>
   </w:style>
-  <w:style w:type="table" w:styleId="-23">
+  <w:style w:type="table" w:styleId="ColourfulShadingAccent2">
     <w:name w:val="Colorful Shading Accent 2"/>
-    <w:basedOn w:val="a3"/>
+    <w:basedOn w:val="TableNormal"/>
     <w:uiPriority w:val="71"/>
     <w:rsid w:val="00CB0664"/>
     <w:pPr>
@@ -12530,9 +13131,9 @@
       </w:rPr>
     </w:tblStylePr>
   </w:style>
-  <w:style w:type="table" w:styleId="-33">
+  <w:style w:type="table" w:styleId="ColourfulShadingAccent3">
     <w:name w:val="Colorful Shading Accent 3"/>
-    <w:basedOn w:val="a3"/>
+    <w:basedOn w:val="TableNormal"/>
     <w:uiPriority w:val="71"/>
     <w:rsid w:val="00CB0664"/>
     <w:pPr>
@@ -12635,9 +13236,9 @@
       </w:tcPr>
     </w:tblStylePr>
   </w:style>
-  <w:style w:type="table" w:styleId="-43">
+  <w:style w:type="table" w:styleId="ColourfulShadingAccent4">
     <w:name w:val="Colorful Shading Accent 4"/>
-    <w:basedOn w:val="a3"/>
+    <w:basedOn w:val="TableNormal"/>
     <w:uiPriority w:val="71"/>
     <w:rsid w:val="00CB0664"/>
     <w:pPr>
@@ -12750,9 +13351,9 @@
       </w:rPr>
     </w:tblStylePr>
   </w:style>
-  <w:style w:type="table" w:styleId="-53">
+  <w:style w:type="table" w:styleId="ColourfulShadingAccent5">
     <w:name w:val="Colorful Shading Accent 5"/>
-    <w:basedOn w:val="a3"/>
+    <w:basedOn w:val="TableNormal"/>
     <w:uiPriority w:val="71"/>
     <w:rsid w:val="00CB0664"/>
     <w:pPr>
@@ -12865,9 +13466,9 @@
       </w:rPr>
     </w:tblStylePr>
   </w:style>
-  <w:style w:type="table" w:styleId="-63">
+  <w:style w:type="table" w:styleId="ColourfulShadingAccent6">
     <w:name w:val="Colorful Shading Accent 6"/>
-    <w:basedOn w:val="a3"/>
+    <w:basedOn w:val="TableNormal"/>
     <w:uiPriority w:val="71"/>
     <w:rsid w:val="00CB0664"/>
     <w:pPr>
@@ -12980,9 +13581,9 @@
       </w:rPr>
     </w:tblStylePr>
   </w:style>
-  <w:style w:type="table" w:styleId="aff7">
+  <w:style w:type="table" w:styleId="ColourfulList">
     <w:name w:val="Colorful List"/>
-    <w:basedOn w:val="a3"/>
+    <w:basedOn w:val="TableNormal"/>
     <w:uiPriority w:val="72"/>
     <w:rsid w:val="00CB0664"/>
     <w:pPr>
@@ -13059,9 +13660,9 @@
       </w:tcPr>
     </w:tblStylePr>
   </w:style>
-  <w:style w:type="table" w:styleId="-14">
+  <w:style w:type="table" w:styleId="ColourfulListAccent1">
     <w:name w:val="Colorful List Accent 1"/>
-    <w:basedOn w:val="a3"/>
+    <w:basedOn w:val="TableNormal"/>
     <w:uiPriority w:val="72"/>
     <w:rsid w:val="00CB0664"/>
     <w:pPr>
@@ -13138,9 +13739,9 @@
       </w:tcPr>
     </w:tblStylePr>
   </w:style>
-  <w:style w:type="table" w:styleId="-24">
+  <w:style w:type="table" w:styleId="ColourfulListAccent2">
     <w:name w:val="Colorful List Accent 2"/>
-    <w:basedOn w:val="a3"/>
+    <w:basedOn w:val="TableNormal"/>
     <w:uiPriority w:val="72"/>
     <w:rsid w:val="00CB0664"/>
     <w:pPr>
@@ -13217,9 +13818,9 @@
       </w:tcPr>
     </w:tblStylePr>
   </w:style>
-  <w:style w:type="table" w:styleId="-34">
+  <w:style w:type="table" w:styleId="ColourfulListAccent3">
     <w:name w:val="Colorful List Accent 3"/>
-    <w:basedOn w:val="a3"/>
+    <w:basedOn w:val="TableNormal"/>
     <w:uiPriority w:val="72"/>
     <w:rsid w:val="00CB0664"/>
     <w:pPr>
@@ -13296,9 +13897,9 @@
       </w:tcPr>
     </w:tblStylePr>
   </w:style>
-  <w:style w:type="table" w:styleId="-44">
+  <w:style w:type="table" w:styleId="ColourfulListAccent4">
     <w:name w:val="Colorful List Accent 4"/>
-    <w:basedOn w:val="a3"/>
+    <w:basedOn w:val="TableNormal"/>
     <w:uiPriority w:val="72"/>
     <w:rsid w:val="00CB0664"/>
     <w:pPr>
@@ -13375,9 +13976,9 @@
       </w:tcPr>
     </w:tblStylePr>
   </w:style>
-  <w:style w:type="table" w:styleId="-54">
+  <w:style w:type="table" w:styleId="ColourfulListAccent5">
     <w:name w:val="Colorful List Accent 5"/>
-    <w:basedOn w:val="a3"/>
+    <w:basedOn w:val="TableNormal"/>
     <w:uiPriority w:val="72"/>
     <w:rsid w:val="00CB0664"/>
     <w:pPr>
@@ -13454,9 +14055,9 @@
       </w:tcPr>
     </w:tblStylePr>
   </w:style>
-  <w:style w:type="table" w:styleId="-64">
+  <w:style w:type="table" w:styleId="ColourfulListAccent6">
     <w:name w:val="Colorful List Accent 6"/>
-    <w:basedOn w:val="a3"/>
+    <w:basedOn w:val="TableNormal"/>
     <w:uiPriority w:val="72"/>
     <w:rsid w:val="00CB0664"/>
     <w:pPr>
@@ -13533,9 +14134,9 @@
       </w:tcPr>
     </w:tblStylePr>
   </w:style>
-  <w:style w:type="table" w:styleId="aff8">
+  <w:style w:type="table" w:styleId="ColourfulGrid">
     <w:name w:val="Colorful Grid"/>
-    <w:basedOn w:val="a3"/>
+    <w:basedOn w:val="TableNormal"/>
     <w:uiPriority w:val="73"/>
     <w:rsid w:val="00CB0664"/>
     <w:pPr>
@@ -13606,9 +14207,9 @@
       </w:tcPr>
     </w:tblStylePr>
   </w:style>
-  <w:style w:type="table" w:styleId="-15">
+  <w:style w:type="table" w:styleId="ColourfulGridAccent1">
     <w:name w:val="Colorful Grid Accent 1"/>
-    <w:basedOn w:val="a3"/>
+    <w:basedOn w:val="TableNormal"/>
     <w:uiPriority w:val="73"/>
     <w:rsid w:val="00CB0664"/>
     <w:pPr>
@@ -13679,9 +14280,9 @@
       </w:tcPr>
     </w:tblStylePr>
   </w:style>
-  <w:style w:type="table" w:styleId="-25">
+  <w:style w:type="table" w:styleId="ColourfulGridAccent2">
     <w:name w:val="Colorful Grid Accent 2"/>
-    <w:basedOn w:val="a3"/>
+    <w:basedOn w:val="TableNormal"/>
     <w:uiPriority w:val="73"/>
     <w:rsid w:val="00CB0664"/>
     <w:pPr>
@@ -13752,9 +14353,9 @@
       </w:tcPr>
     </w:tblStylePr>
   </w:style>
-  <w:style w:type="table" w:styleId="-35">
+  <w:style w:type="table" w:styleId="ColourfulGridAccent3">
     <w:name w:val="Colorful Grid Accent 3"/>
-    <w:basedOn w:val="a3"/>
+    <w:basedOn w:val="TableNormal"/>
     <w:uiPriority w:val="73"/>
     <w:rsid w:val="00CB0664"/>
     <w:pPr>
@@ -13825,9 +14426,9 @@
       </w:tcPr>
     </w:tblStylePr>
   </w:style>
-  <w:style w:type="table" w:styleId="-45">
+  <w:style w:type="table" w:styleId="ColourfulGridAccent4">
     <w:name w:val="Colorful Grid Accent 4"/>
-    <w:basedOn w:val="a3"/>
+    <w:basedOn w:val="TableNormal"/>
     <w:uiPriority w:val="73"/>
     <w:rsid w:val="00CB0664"/>
     <w:pPr>
@@ -13898,9 +14499,9 @@
       </w:tcPr>
     </w:tblStylePr>
   </w:style>
-  <w:style w:type="table" w:styleId="-55">
+  <w:style w:type="table" w:styleId="ColourfulGridAccent5">
     <w:name w:val="Colorful Grid Accent 5"/>
-    <w:basedOn w:val="a3"/>
+    <w:basedOn w:val="TableNormal"/>
     <w:uiPriority w:val="73"/>
     <w:rsid w:val="00CB0664"/>
     <w:pPr>
@@ -13971,9 +14572,9 @@
       </w:tcPr>
     </w:tblStylePr>
   </w:style>
-  <w:style w:type="table" w:styleId="-65">
+  <w:style w:type="table" w:styleId="ColourfulGridAccent6">
     <w:name w:val="Colorful Grid Accent 6"/>
-    <w:basedOn w:val="a3"/>
+    <w:basedOn w:val="TableNormal"/>
     <w:uiPriority w:val="73"/>
     <w:rsid w:val="00CB0664"/>
     <w:pPr>
@@ -14044,9 +14645,9 @@
       </w:tcPr>
     </w:tblStylePr>
   </w:style>
-  <w:style w:type="character" w:styleId="aff9">
+  <w:style w:type="character" w:styleId="Hyperlink">
     <w:name w:val="Hyperlink"/>
-    <w:basedOn w:val="a2"/>
+    <w:basedOn w:val="DefaultParagraphFont"/>
     <w:uiPriority w:val="99"/>
     <w:unhideWhenUsed/>
     <w:rsid w:val="00FA0FBC"/>
@@ -14055,9 +14656,9 @@
       <w:u w:val="single"/>
     </w:rPr>
   </w:style>
-  <w:style w:type="character" w:styleId="affa">
+  <w:style w:type="character" w:styleId="UnresolvedMention">
     <w:name w:val="Unresolved Mention"/>
-    <w:basedOn w:val="a2"/>
+    <w:basedOn w:val="DefaultParagraphFont"/>
     <w:uiPriority w:val="99"/>
     <w:semiHidden/>
     <w:unhideWhenUsed/>
